--- a/doc/mesoscale-vs-desiccation.docx
+++ b/doc/mesoscale-vs-desiccation.docx
@@ -10,7 +10,16 @@
         <w:t>C</w:t>
       </w:r>
       <w:r>
-        <w:t xml:space="preserve">umulus water flux - circulation balance </w:t>
+        <w:t xml:space="preserve">umulus </w:t>
+      </w:r>
+      <w:r>
+        <w:t>dynamical moisture</w:t>
+      </w:r>
+      <w:r>
+        <w:t xml:space="preserve"> balance </w:t>
+      </w:r>
+      <w:r>
+        <w:t xml:space="preserve">(DyM) </w:t>
       </w:r>
       <w:r>
         <w:t>explains shallow cumulus cloud feedback</w:t>
@@ -824,7 +833,14 @@
         <w:rPr>
           <w:rFonts w:eastAsiaTheme="minorEastAsia"/>
         </w:rPr>
-        <w:t xml:space="preserve"> may be observed in nature or modeled by climate models.</w:t>
+        <w:t xml:space="preserve"> may be observed in </w:t>
+      </w:r>
+      <w:r>
+        <w:rPr>
+          <w:rFonts w:eastAsiaTheme="minorEastAsia"/>
+        </w:rPr>
+        <w:lastRenderedPageBreak/>
+        <w:t>nature or modeled by climate models.</w:t>
       </w:r>
       <w:r>
         <w:rPr>
@@ -939,7 +955,6 @@
         <w:pStyle w:val="Heading1"/>
       </w:pPr>
       <w:r>
-        <w:lastRenderedPageBreak/>
         <w:t>Climatic cumulus cloud desiccation is distinct from mesoscale cloud-convergence correlations</w:t>
       </w:r>
     </w:p>
@@ -3876,6 +3891,7 @@
         <w:rPr>
           <w:rFonts w:eastAsiaTheme="minorEastAsia"/>
         </w:rPr>
+        <w:lastRenderedPageBreak/>
         <w:t>To</w:t>
       </w:r>
       <w:r>
@@ -3912,7 +3928,6 @@
         <w:rPr>
           <w:rFonts w:eastAsiaTheme="minorEastAsia"/>
         </w:rPr>
-        <w:lastRenderedPageBreak/>
         <w:t xml:space="preserve">water budget </w:t>
       </w:r>
       <w:r>
@@ -6157,7 +6172,14 @@
         <w:rPr>
           <w:rFonts w:eastAsiaTheme="minorEastAsia"/>
         </w:rPr>
-        <w:t xml:space="preserve">dependent of changes in the relative humidity. </w:t>
+        <w:t xml:space="preserve">dependent of changes in </w:t>
+      </w:r>
+      <w:r>
+        <w:rPr>
+          <w:rFonts w:eastAsiaTheme="minorEastAsia"/>
+        </w:rPr>
+        <w:lastRenderedPageBreak/>
+        <w:t xml:space="preserve">the relative humidity. </w:t>
       </w:r>
       <w:r>
         <w:rPr>
@@ -6235,8 +6257,19 @@
         <w:rPr>
           <w:rFonts w:eastAsiaTheme="minorEastAsia"/>
         </w:rPr>
-        <w:lastRenderedPageBreak/>
-        <w:t xml:space="preserve">In the present climate, a strong Hadley circulation generates subsidence that strengthens the trade cumulus inversion and balances a robust shallow </w:t>
+        <w:t xml:space="preserve">In the present climate, a strong Hadley circulation generates subsidence that strengthens the trade cumulus inversion and </w:t>
+      </w:r>
+      <w:r>
+        <w:rPr>
+          <w:rFonts w:eastAsiaTheme="minorEastAsia"/>
+        </w:rPr>
+        <w:t>compensates</w:t>
+      </w:r>
+      <w:r>
+        <w:rPr>
+          <w:rFonts w:eastAsiaTheme="minorEastAsia"/>
+        </w:rPr>
+        <w:t xml:space="preserve"> a robust shallow </w:t>
       </w:r>
       <w:r>
         <w:rPr>
@@ -6248,13 +6281,37 @@
         <w:rPr>
           <w:rFonts w:eastAsiaTheme="minorEastAsia"/>
         </w:rPr>
-        <w:t xml:space="preserve">the convergences of </w:t>
-      </w:r>
-      <w:r>
-        <w:rPr>
-          <w:rFonts w:eastAsiaTheme="minorEastAsia"/>
-        </w:rPr>
-        <w:t>eddy and subsidence moisture flux are reduced.</w:t>
+        <w:t xml:space="preserve">the </w:t>
+      </w:r>
+      <w:r>
+        <w:rPr>
+          <w:rFonts w:eastAsiaTheme="minorEastAsia"/>
+        </w:rPr>
+        <w:t xml:space="preserve">subsidence </w:t>
+      </w:r>
+      <w:r>
+        <w:rPr>
+          <w:rFonts w:eastAsiaTheme="minorEastAsia"/>
+        </w:rPr>
+        <w:t xml:space="preserve">dying and convergence of the eddy </w:t>
+      </w:r>
+      <w:r>
+        <w:rPr>
+          <w:rFonts w:eastAsiaTheme="minorEastAsia"/>
+        </w:rPr>
+        <w:t xml:space="preserve">moisture flux </w:t>
+      </w:r>
+      <w:r>
+        <w:rPr>
+          <w:rFonts w:eastAsiaTheme="minorEastAsia"/>
+        </w:rPr>
+        <w:t>is</w:t>
+      </w:r>
+      <w:r>
+        <w:rPr>
+          <w:rFonts w:eastAsiaTheme="minorEastAsia"/>
+        </w:rPr>
+        <w:t xml:space="preserve"> reduced.</w:t>
       </w:r>
       <w:r>
         <w:rPr>
@@ -6285,6 +6342,42 @@
           <w:rFonts w:eastAsiaTheme="minorEastAsia"/>
         </w:rPr>
         <w:t>and a more distributed gradient of water throughout the shallow cumulus and trade inversion layers.</w:t>
+      </w:r>
+      <w:r>
+        <w:rPr>
+          <w:rFonts w:eastAsiaTheme="minorEastAsia"/>
+        </w:rPr>
+        <w:t xml:space="preserve"> [The r</w:t>
+      </w:r>
+      <w:r>
+        <w:rPr>
+          <w:rFonts w:eastAsiaTheme="minorEastAsia"/>
+        </w:rPr>
+        <w:t>eduction of the shallow cumulus moisture flux</w:t>
+      </w:r>
+      <w:r>
+        <w:rPr>
+          <w:rFonts w:eastAsiaTheme="minorEastAsia"/>
+        </w:rPr>
+        <w:t xml:space="preserve"> is a consequence of the reduction of the Hadley circulation due to radiative-hydrological heat balance. Here we take the change in cloud albedo as proportional to the mass flux, but the strength of the </w:t>
+      </w:r>
+      <w:r>
+        <w:rPr>
+          <w:rFonts w:eastAsiaTheme="minorEastAsia"/>
+        </w:rPr>
+        <w:t xml:space="preserve">effect on </w:t>
+      </w:r>
+      <w:r>
+        <w:rPr>
+          <w:rFonts w:eastAsiaTheme="minorEastAsia"/>
+        </w:rPr>
+        <w:t>albedo depends on how the cloud field</w:t>
+      </w:r>
+      <w:r>
+        <w:rPr>
+          <w:rFonts w:eastAsiaTheme="minorEastAsia"/>
+        </w:rPr>
+        <w:t xml:space="preserve"> responds to change its mean flux. This depends on the area of active updrafts vs detrained clouds, and the clouds’ dependence on relative humidity.]</w:t>
       </w:r>
     </w:p>
     <w:p>
@@ -6315,7 +6408,13 @@
         <w:rPr>
           <w:rFonts w:eastAsiaTheme="minorEastAsia"/>
         </w:rPr>
-        <w:t xml:space="preserve">Dynamical moisture balance is approximately agnostic to the humidity gradient </w:t>
+        <w:t>Our d</w:t>
+      </w:r>
+      <w:r>
+        <w:rPr>
+          <w:rFonts w:eastAsiaTheme="minorEastAsia"/>
+        </w:rPr>
+        <w:t xml:space="preserve">ynamical moisture balance is approximately agnostic to the humidity gradient </w:t>
       </w:r>
       <m:oMath>
         <m:sSub>

--- a/doc/mesoscale-vs-desiccation.docx
+++ b/doc/mesoscale-vs-desiccation.docx
@@ -7,10 +7,7 @@
         <w:pStyle w:val="Title"/>
       </w:pPr>
       <w:r>
-        <w:t>C</w:t>
-      </w:r>
-      <w:r>
-        <w:t xml:space="preserve">umulus </w:t>
+        <w:t xml:space="preserve">Cumulus </w:t>
       </w:r>
       <w:r>
         <w:t>dynamical moisture</w:t>
@@ -49,22 +46,28 @@
         <w:t>2</w:t>
       </w:r>
       <w:r>
-        <w:t xml:space="preserve"> has been explained by </w:t>
-      </w:r>
-      <w:r>
-        <w:t xml:space="preserve">their </w:t>
-      </w:r>
-      <w:r>
-        <w:t>shallow cumulus cloud feedbac</w:t>
-      </w:r>
-      <w:r>
-        <w:t>k. The</w:t>
-      </w:r>
-      <w:r>
-        <w:t xml:space="preserve"> hypothesis </w:t>
-      </w:r>
-      <w:r>
-        <w:t xml:space="preserve">was proposed </w:t>
+        <w:t xml:space="preserve"> has been explained by shallow cumulus cloud feedbac</w:t>
+      </w:r>
+      <w:r>
+        <w:t xml:space="preserve">k. </w:t>
+      </w:r>
+      <w:r>
+        <w:t>It</w:t>
+      </w:r>
+      <w:r>
+        <w:t xml:space="preserve"> </w:t>
+      </w:r>
+      <w:r>
+        <w:t>ha</w:t>
+      </w:r>
+      <w:r>
+        <w:t>s</w:t>
+      </w:r>
+      <w:r>
+        <w:t xml:space="preserve"> been</w:t>
+      </w:r>
+      <w:r>
+        <w:t xml:space="preserve"> proposed </w:t>
       </w:r>
       <w:r>
         <w:t xml:space="preserve">that cloud fraction decreases because increased </w:t>
@@ -73,83 +76,358 @@
         <w:t xml:space="preserve">vertical </w:t>
       </w:r>
       <w:r>
-        <w:t xml:space="preserve">mixing reduces the relative humidity of the shallow cumulus layer. </w:t>
-      </w:r>
-      <w:r>
-        <w:t xml:space="preserve">Cloud-base mass flux and cloud fraction are correlated on the mesoscale, apparently refuting </w:t>
+        <w:t>mixing reduces the relative humidity of the shallow cumulus layer</w:t>
+      </w:r>
+      <w:r>
+        <w:t xml:space="preserve">, but </w:t>
+      </w:r>
+      <w:r>
+        <w:t xml:space="preserve">correlated </w:t>
+      </w:r>
+      <w:r>
+        <w:t xml:space="preserve">cloud fraction and </w:t>
+      </w:r>
+      <w:r>
+        <w:t>c</w:t>
+      </w:r>
+      <w:r>
+        <w:t>loud-base mass flux refut</w:t>
+      </w:r>
+      <w:r>
+        <w:t>e</w:t>
+      </w:r>
+      <w:r>
+        <w:t>s</w:t>
+      </w:r>
+      <w:r>
+        <w:t xml:space="preserve"> </w:t>
+      </w:r>
+      <w:r>
+        <w:t>mixing-desic</w:t>
+      </w:r>
+      <w:r>
+        <w:t>c</w:t>
+      </w:r>
+      <w:r>
+        <w:t>ation due to cloud fluxes</w:t>
+      </w:r>
+      <w:r>
+        <w:t xml:space="preserve">. </w:t>
+      </w:r>
+      <w:r>
+        <w:rPr>
+          <w:color w:val="EE0000"/>
+        </w:rPr>
+        <w:t>Here w</w:t>
+      </w:r>
+      <w:r>
+        <w:rPr>
+          <w:color w:val="EE0000"/>
+        </w:rPr>
+        <w:t xml:space="preserve">e </w:t>
+      </w:r>
+      <w:r>
+        <w:rPr>
+          <w:color w:val="EE0000"/>
+        </w:rPr>
+        <w:t>show</w:t>
+      </w:r>
+      <w:r>
+        <w:rPr>
+          <w:color w:val="EE0000"/>
+        </w:rPr>
+        <w:t xml:space="preserve"> </w:t>
+      </w:r>
+      <w:r>
+        <w:rPr>
+          <w:color w:val="EE0000"/>
+        </w:rPr>
+        <w:t xml:space="preserve">shallow cumulus </w:t>
+      </w:r>
+      <w:r>
+        <w:rPr>
+          <w:color w:val="EE0000"/>
+        </w:rPr>
+        <w:t>feedback</w:t>
+      </w:r>
+      <w:r>
+        <w:rPr>
+          <w:color w:val="EE0000"/>
+        </w:rPr>
+        <w:t xml:space="preserve"> results as clouds decrease to compensate </w:t>
+      </w:r>
+      <w:r>
+        <w:rPr>
+          <w:color w:val="EE0000"/>
+        </w:rPr>
+        <w:t xml:space="preserve">decreasing mean </w:t>
+      </w:r>
+      <w:r>
+        <w:rPr>
+          <w:color w:val="EE0000"/>
+        </w:rPr>
+        <w:t xml:space="preserve">subsidence </w:t>
+      </w:r>
+      <w:r>
+        <w:rPr>
+          <w:color w:val="EE0000"/>
+        </w:rPr>
+        <w:t xml:space="preserve">drying by </w:t>
+      </w:r>
+      <w:r>
+        <w:rPr>
+          <w:color w:val="EE0000"/>
+        </w:rPr>
+        <w:t xml:space="preserve">the </w:t>
+      </w:r>
+      <w:r>
+        <w:rPr>
+          <w:color w:val="EE0000"/>
+        </w:rPr>
+        <w:t>large-scale</w:t>
+      </w:r>
+      <w:r>
+        <w:rPr>
+          <w:color w:val="EE0000"/>
+        </w:rPr>
+        <w:t xml:space="preserve"> </w:t>
+      </w:r>
+      <w:r>
+        <w:rPr>
+          <w:color w:val="EE0000"/>
+        </w:rPr>
+        <w:t>circulation</w:t>
+      </w:r>
+      <w:r>
+        <w:rPr>
+          <w:color w:val="EE0000"/>
+        </w:rPr>
+        <w:t xml:space="preserve"> </w:t>
+      </w:r>
+      <w:r>
+        <w:rPr>
+          <w:color w:val="EE0000"/>
+        </w:rPr>
+        <w:t>(–0.05 K</w:t>
+      </w:r>
+      <w:r>
+        <w:rPr>
+          <w:color w:val="EE0000"/>
+          <w:vertAlign w:val="superscript"/>
+        </w:rPr>
+        <w:t>–1</w:t>
+      </w:r>
+      <w:r>
+        <w:rPr>
+          <w:color w:val="EE0000"/>
+        </w:rPr>
+        <w:t>)</w:t>
+      </w:r>
+      <w:r>
+        <w:rPr>
+          <w:color w:val="EE0000"/>
+        </w:rPr>
+        <w:t xml:space="preserve"> by energetic</w:t>
+      </w:r>
+      <w:r>
+        <w:rPr>
+          <w:color w:val="EE0000"/>
+        </w:rPr>
+        <w:t xml:space="preserve"> constraints</w:t>
+      </w:r>
+      <w:r>
+        <w:rPr>
+          <w:color w:val="EE0000"/>
+        </w:rPr>
+        <w:t>.</w:t>
+      </w:r>
+      <w:r>
+        <w:rPr>
+          <w:color w:val="EE0000"/>
+        </w:rPr>
+        <w:t xml:space="preserve"> </w:t>
+      </w:r>
+      <w:r>
+        <w:rPr>
+          <w:color w:val="EE0000"/>
+        </w:rPr>
+        <w:t>T</w:t>
+      </w:r>
+      <w:r>
+        <w:rPr>
+          <w:color w:val="EE0000"/>
+        </w:rPr>
+        <w:t xml:space="preserve">he </w:t>
+      </w:r>
+      <w:r>
+        <w:rPr>
+          <w:color w:val="EE0000"/>
+        </w:rPr>
+        <w:t>local d</w:t>
+      </w:r>
+      <w:r>
+        <w:rPr>
+          <w:color w:val="EE0000"/>
+        </w:rPr>
+        <w:t xml:space="preserve">ifferences </w:t>
+      </w:r>
+      <w:r>
+        <w:rPr>
+          <w:color w:val="EE0000"/>
+        </w:rPr>
+        <w:t xml:space="preserve">shallow </w:t>
+      </w:r>
+      <w:r>
+        <w:rPr>
+          <w:color w:val="EE0000"/>
+        </w:rPr>
+        <w:t xml:space="preserve">cloud </w:t>
       </w:r>
       <w:proofErr w:type="gramStart"/>
       <w:r>
-        <w:t>a strongly positive shallow cumulus feedback</w:t>
+        <w:rPr>
+          <w:color w:val="EE0000"/>
+        </w:rPr>
+        <w:t>feedback</w:t>
+      </w:r>
+      <w:r>
+        <w:rPr>
+          <w:color w:val="EE0000"/>
+        </w:rPr>
+        <w:t>s</w:t>
       </w:r>
       <w:proofErr w:type="gramEnd"/>
       <w:r>
-        <w:t xml:space="preserve"> due to mass fluxes. </w:t>
-      </w:r>
-      <w:r>
-        <w:t xml:space="preserve">Here we show that the internal mesoscale variability of cloud fraction and mass flux in shallow cumulus regions are statistically independent from their climatic means that generate climate </w:t>
-      </w:r>
-      <w:proofErr w:type="gramStart"/>
-      <w:r>
-        <w:t>feedbacks</w:t>
-      </w:r>
-      <w:proofErr w:type="gramEnd"/>
-      <w:r>
-        <w:t xml:space="preserve">. </w:t>
-      </w:r>
-      <w:r>
         <w:rPr>
           <w:color w:val="EE0000"/>
         </w:rPr>
-        <w:t>We demonstrate</w:t>
+        <w:t xml:space="preserve"> among </w:t>
       </w:r>
       <w:r>
         <w:rPr>
           <w:color w:val="EE0000"/>
         </w:rPr>
+        <w:t>climates</w:t>
+      </w:r>
+      <w:r>
+        <w:rPr>
+          <w:color w:val="EE0000"/>
+        </w:rPr>
         <w:t xml:space="preserve"> </w:t>
       </w:r>
       <w:r>
         <w:rPr>
           <w:color w:val="EE0000"/>
         </w:rPr>
-        <w:t xml:space="preserve">the </w:t>
+        <w:t xml:space="preserve">can be explained </w:t>
       </w:r>
       <w:r>
         <w:rPr>
           <w:color w:val="EE0000"/>
         </w:rPr>
-        <w:t xml:space="preserve">positive </w:t>
+        <w:t>by</w:t>
       </w:r>
       <w:r>
         <w:rPr>
           <w:color w:val="EE0000"/>
         </w:rPr>
-        <w:t xml:space="preserve">shallow cumulus </w:t>
+        <w:t xml:space="preserve"> </w:t>
       </w:r>
       <w:r>
         <w:rPr>
           <w:color w:val="EE0000"/>
         </w:rPr>
-        <w:t>feedback</w:t>
+        <w:t xml:space="preserve">(a) </w:t>
       </w:r>
       <w:r>
         <w:rPr>
           <w:color w:val="EE0000"/>
         </w:rPr>
+        <w:t>differences in the</w:t>
+      </w:r>
+      <w:r>
+        <w:rPr>
+          <w:color w:val="EE0000"/>
+        </w:rPr>
+        <w:t xml:space="preserve">ir </w:t>
+      </w:r>
+      <w:r>
+        <w:rPr>
+          <w:color w:val="EE0000"/>
+        </w:rPr>
+        <w:t>Hadley circulation</w:t>
+      </w:r>
+      <w:r>
+        <w:rPr>
+          <w:color w:val="EE0000"/>
+        </w:rPr>
         <w:t xml:space="preserve"> </w:t>
       </w:r>
       <w:r>
         <w:rPr>
           <w:color w:val="EE0000"/>
         </w:rPr>
-        <w:t xml:space="preserve">results because the shallow cumulus mass flux divergence decreases when subsidence drying from the Hadley circulation decreases </w:t>
+        <w:t xml:space="preserve">and </w:t>
       </w:r>
       <w:r>
         <w:rPr>
           <w:color w:val="EE0000"/>
         </w:rPr>
-        <w:t>under warming</w:t>
+        <w:t>(b) differences in changes of the</w:t>
+      </w:r>
+      <w:r>
+        <w:rPr>
+          <w:color w:val="EE0000"/>
+        </w:rPr>
+        <w:t xml:space="preserve"> ratio of </w:t>
+      </w:r>
+      <w:r>
+        <w:rPr>
+          <w:color w:val="EE0000"/>
+        </w:rPr>
+        <w:t>cloud albedo to cloud moisture flux. The</w:t>
+      </w:r>
+      <w:r>
+        <w:rPr>
+          <w:color w:val="EE0000"/>
+        </w:rPr>
+        <w:t xml:space="preserve"> latter</w:t>
+      </w:r>
+      <w:r>
+        <w:rPr>
+          <w:color w:val="EE0000"/>
+        </w:rPr>
+        <w:t xml:space="preserve"> are assessed with previous cloud </w:t>
+      </w:r>
+      <w:r>
+        <w:rPr>
+          <w:color w:val="EE0000"/>
+        </w:rPr>
+        <w:t>permitting</w:t>
+      </w:r>
+      <w:r>
+        <w:rPr>
+          <w:color w:val="EE0000"/>
+        </w:rPr>
+        <w:t xml:space="preserve"> model </w:t>
+      </w:r>
+      <w:r>
+        <w:rPr>
+          <w:color w:val="EE0000"/>
+        </w:rPr>
+        <w:t xml:space="preserve">simulations and </w:t>
+      </w:r>
+      <w:r>
+        <w:rPr>
+          <w:color w:val="EE0000"/>
+        </w:rPr>
+        <w:t xml:space="preserve">satellite </w:t>
+      </w:r>
+      <w:r>
+        <w:rPr>
+          <w:color w:val="EE0000"/>
+        </w:rPr>
+        <w:t>observations</w:t>
       </w:r>
       <w:r>
         <w:rPr>
@@ -177,10 +455,7 @@
         <w:t xml:space="preserve"> the subsiding branch of the Hadley Cell. They moisten the free troposphere in advance of deep convection over the </w:t>
       </w:r>
       <w:r>
-        <w:t>intertropical convergence zones</w:t>
-      </w:r>
-      <w:r>
-        <w:t xml:space="preserve"> and </w:t>
+        <w:t xml:space="preserve">intertropical convergence zones and </w:t>
       </w:r>
       <w:r>
         <w:t xml:space="preserve">warmest </w:t>
@@ -195,19 +470,13 @@
         <w:t>Despite small</w:t>
       </w:r>
       <w:r>
-        <w:t xml:space="preserve"> </w:t>
-      </w:r>
-      <w:r>
-        <w:t>(</w:t>
+        <w:t xml:space="preserve"> (</w:t>
       </w:r>
       <w:r>
         <w:t xml:space="preserve">20 </w:t>
       </w:r>
       <w:r>
-        <w:t xml:space="preserve">%) </w:t>
-      </w:r>
-      <w:r>
-        <w:t>local</w:t>
+        <w:t>%) local</w:t>
       </w:r>
       <w:r>
         <w:t xml:space="preserve"> cloud fraction of shallow cumulus clouds, the </w:t>
@@ -434,13 +703,7 @@
           <w:rPr>
             <w:rFonts w:ascii="Cambria Math" w:eastAsiaTheme="minorEastAsia" w:hAnsi="Cambria Math"/>
           </w:rPr>
-          <m:t>)</m:t>
-        </m:r>
-        <m:r>
-          <w:rPr>
-            <w:rFonts w:ascii="Cambria Math" w:eastAsiaTheme="minorEastAsia" w:hAnsi="Cambria Math"/>
-          </w:rPr>
-          <m:t>,</m:t>
+          <m:t>),</m:t>
         </m:r>
       </m:oMath>
       <w:r>
@@ -746,19 +1009,7 @@
         <w:rPr>
           <w:rFonts w:eastAsiaTheme="minorEastAsia"/>
         </w:rPr>
-        <w:t xml:space="preserve"> of </w:t>
-      </w:r>
-      <w:r>
-        <w:rPr>
-          <w:rFonts w:eastAsiaTheme="minorEastAsia"/>
-        </w:rPr>
-        <w:t>the shallow cumulus layer</w:t>
-      </w:r>
-      <w:r>
-        <w:rPr>
-          <w:rFonts w:eastAsiaTheme="minorEastAsia"/>
-        </w:rPr>
-        <w:t>.</w:t>
+        <w:t xml:space="preserve"> of the shallow cumulus layer.</w:t>
       </w:r>
       <w:r>
         <w:rPr>
@@ -852,19 +1103,7 @@
         <w:rPr>
           <w:rFonts w:eastAsiaTheme="minorEastAsia"/>
         </w:rPr>
-        <w:t>I</w:t>
-      </w:r>
-      <w:r>
-        <w:rPr>
-          <w:rFonts w:eastAsiaTheme="minorEastAsia"/>
-        </w:rPr>
-        <w:t xml:space="preserve">nternal </w:t>
-      </w:r>
-      <w:r>
-        <w:rPr>
-          <w:rFonts w:eastAsiaTheme="minorEastAsia"/>
-        </w:rPr>
-        <w:t xml:space="preserve">variations </w:t>
+        <w:t xml:space="preserve">Internal variations </w:t>
       </w:r>
       <m:oMath>
         <m:sSup>
@@ -897,13 +1136,7 @@
           <w:rPr>
             <w:rFonts w:ascii="Cambria Math" w:eastAsiaTheme="minorEastAsia" w:hAnsi="Cambria Math"/>
           </w:rPr>
-          <m:t>=</m:t>
-        </m:r>
-        <m:r>
-          <w:rPr>
-            <w:rFonts w:ascii="Cambria Math" w:eastAsiaTheme="minorEastAsia" w:hAnsi="Cambria Math"/>
-          </w:rPr>
-          <m:t>C-</m:t>
+          <m:t>=C-</m:t>
         </m:r>
         <m:acc>
           <m:accPr>
@@ -956,6 +1189,25 @@
       </w:pPr>
       <w:r>
         <w:t>Climatic cumulus cloud desiccation is distinct from mesoscale cloud-convergence correlations</w:t>
+      </w:r>
+    </w:p>
+    <w:p>
+      <w:r>
+        <w:t>[</w:t>
+      </w:r>
+      <w:r>
+        <w:t>I</w:t>
+      </w:r>
+      <w:r>
+        <w:t xml:space="preserve">nternal mesoscale variability of cloud fraction and mass flux in shallow cumulus regions are statistically independent from their climatic means that generate climate </w:t>
+      </w:r>
+      <w:proofErr w:type="gramStart"/>
+      <w:r>
+        <w:t>feedbacks</w:t>
+      </w:r>
+      <w:proofErr w:type="gramEnd"/>
+      <w:r>
+        <w:t>].</w:t>
       </w:r>
     </w:p>
     <w:p>
@@ -1205,13 +1457,7 @@
         <w:rPr>
           <w:rFonts w:eastAsiaTheme="minorEastAsia"/>
         </w:rPr>
-        <w:t xml:space="preserve"> </w:t>
-      </w:r>
-      <w:r>
-        <w:rPr>
-          <w:rFonts w:eastAsiaTheme="minorEastAsia"/>
-        </w:rPr>
-        <w:t>realizations</w:t>
+        <w:t xml:space="preserve"> realizations</w:t>
       </w:r>
       <w:r>
         <w:rPr>
@@ -1223,13 +1469,7 @@
         <w:rPr>
           <w:rFonts w:eastAsiaTheme="minorEastAsia"/>
         </w:rPr>
-        <w:t xml:space="preserve">e.g., from multiple climate models, </w:t>
-      </w:r>
-      <w:r>
-        <w:rPr>
-          <w:rFonts w:eastAsiaTheme="minorEastAsia"/>
-        </w:rPr>
-        <w:t xml:space="preserve">and </w:t>
+        <w:t xml:space="preserve">e.g., from multiple climate models, and </w:t>
       </w:r>
       <m:oMath>
         <m:sSup>
@@ -1339,13 +1579,7 @@
         <w:rPr>
           <w:rFonts w:eastAsiaTheme="minorEastAsia"/>
         </w:rPr>
-        <w:t xml:space="preserve"> is the anomaly of each </w:t>
-      </w:r>
-      <w:r>
-        <w:rPr>
-          <w:rFonts w:eastAsiaTheme="minorEastAsia"/>
-        </w:rPr>
-        <w:t>realization in the ensemble</w:t>
+        <w:t xml:space="preserve"> is the anomaly of each realization in the ensemble</w:t>
       </w:r>
       <w:r>
         <w:rPr>
@@ -1684,13 +1918,7 @@
         <w:rPr>
           <w:rFonts w:eastAsiaTheme="minorEastAsia"/>
         </w:rPr>
-        <w:t xml:space="preserve"> </w:t>
-      </w:r>
-      <w:r>
-        <w:rPr>
-          <w:rFonts w:eastAsiaTheme="minorEastAsia"/>
-        </w:rPr>
-        <w:t xml:space="preserve">Evidence of </w:t>
+        <w:t xml:space="preserve"> Evidence of </w:t>
       </w:r>
       <m:oMath>
         <m:bar>
@@ -1802,21 +2030,7 @@
           <w:rFonts w:eastAsiaTheme="minorEastAsia"/>
           <w:color w:val="EE0000"/>
         </w:rPr>
-        <w:t xml:space="preserve">might </w:t>
-      </w:r>
-      <w:r>
-        <w:rPr>
-          <w:rFonts w:eastAsiaTheme="minorEastAsia"/>
-          <w:color w:val="EE0000"/>
-        </w:rPr>
-        <w:t xml:space="preserve">further </w:t>
-      </w:r>
-      <w:r>
-        <w:rPr>
-          <w:rFonts w:eastAsiaTheme="minorEastAsia"/>
-          <w:color w:val="EE0000"/>
-        </w:rPr>
-        <w:t xml:space="preserve">support </w:t>
+        <w:t xml:space="preserve">might further support </w:t>
       </w:r>
       <w:r>
         <w:rPr>
@@ -1950,28 +2164,7 @@
           <w:rFonts w:eastAsiaTheme="minorEastAsia"/>
           <w:color w:val="EE0000"/>
         </w:rPr>
-        <w:t xml:space="preserve"> is pre</w:t>
-      </w:r>
-      <w:r>
-        <w:rPr>
-          <w:rFonts w:eastAsiaTheme="minorEastAsia"/>
-          <w:color w:val="EE0000"/>
-        </w:rPr>
-        <w:t>v</w:t>
-      </w:r>
-      <w:r>
-        <w:rPr>
-          <w:rFonts w:eastAsiaTheme="minorEastAsia"/>
-          <w:color w:val="EE0000"/>
-        </w:rPr>
-        <w:t xml:space="preserve">ented by a lack of direct estimates of </w:t>
-      </w:r>
-      <w:r>
-        <w:rPr>
-          <w:rFonts w:eastAsiaTheme="minorEastAsia"/>
-          <w:color w:val="EE0000"/>
-        </w:rPr>
-        <w:t xml:space="preserve">the mean mass flux </w:t>
+        <w:t xml:space="preserve"> is prevented by a lack of direct estimates of the mean mass flux </w:t>
       </w:r>
       <m:oMath>
         <m:acc>
@@ -2001,14 +2194,7 @@
           <w:rFonts w:eastAsiaTheme="minorEastAsia"/>
           <w:color w:val="EE0000"/>
         </w:rPr>
-        <w:t xml:space="preserve"> in the climate model</w:t>
-      </w:r>
-      <w:r>
-        <w:rPr>
-          <w:rFonts w:eastAsiaTheme="minorEastAsia"/>
-          <w:color w:val="EE0000"/>
-        </w:rPr>
-        <w:t>s</w:t>
+        <w:t xml:space="preserve"> in the climate models</w:t>
       </w:r>
       <w:r>
         <w:rPr>
@@ -2045,13 +2231,7 @@
         <w:rPr>
           <w:rFonts w:eastAsiaTheme="minorEastAsia"/>
         </w:rPr>
-        <w:t>in</w:t>
-      </w:r>
-      <w:r>
-        <w:rPr>
-          <w:rFonts w:eastAsiaTheme="minorEastAsia"/>
-        </w:rPr>
-        <w:t xml:space="preserve"> north Atlantic trade cumulus climate </w:t>
+        <w:t xml:space="preserve">in north Atlantic trade cumulus climate </w:t>
       </w:r>
       <w:r>
         <w:rPr>
@@ -2075,13 +2255,7 @@
         <w:rPr>
           <w:rFonts w:eastAsiaTheme="minorEastAsia"/>
         </w:rPr>
-        <w:t xml:space="preserve"> </w:t>
-      </w:r>
-      <w:r>
-        <w:rPr>
-          <w:rFonts w:eastAsiaTheme="minorEastAsia"/>
-        </w:rPr>
-        <w:t>(George et al. ????, Stevens et al. 2020???)</w:t>
+        <w:t xml:space="preserve"> (George et al. ????, Stevens et al. 2020???)</w:t>
       </w:r>
       <w:r>
         <w:rPr>
@@ -2093,19 +2267,7 @@
         <w:rPr>
           <w:rFonts w:eastAsiaTheme="minorEastAsia"/>
         </w:rPr>
-        <w:t>I</w:t>
-      </w:r>
-      <w:r>
-        <w:rPr>
-          <w:rFonts w:eastAsiaTheme="minorEastAsia"/>
-        </w:rPr>
-        <w:t>n the presence of significant mesoscale variations of mean vertical velocity</w:t>
-      </w:r>
-      <w:r>
-        <w:rPr>
-          <w:rFonts w:eastAsiaTheme="minorEastAsia"/>
-        </w:rPr>
-        <w:t>, p</w:t>
+        <w:t>In the presence of significant mesoscale variations of mean vertical velocity, p</w:t>
       </w:r>
       <w:r>
         <w:rPr>
@@ -2713,13 +2875,7 @@
           <w:rPr>
             <w:rFonts w:ascii="Cambria Math" w:eastAsiaTheme="minorEastAsia" w:hAnsi="Cambria Math"/>
           </w:rPr>
-          <m:t>≡</m:t>
-        </m:r>
-        <m:r>
-          <w:rPr>
-            <w:rFonts w:ascii="Cambria Math" w:eastAsiaTheme="minorEastAsia" w:hAnsi="Cambria Math"/>
-          </w:rPr>
-          <m:t xml:space="preserve"> </m:t>
+          <m:t xml:space="preserve">≡ </m:t>
         </m:r>
         <m:acc>
           <m:accPr>
@@ -2995,37 +3151,7 @@
         <w:rPr>
           <w:rFonts w:eastAsiaTheme="minorEastAsia"/>
         </w:rPr>
-        <w:t xml:space="preserve">The total </w:t>
-      </w:r>
-      <w:r>
-        <w:rPr>
-          <w:rFonts w:eastAsiaTheme="minorEastAsia"/>
-        </w:rPr>
-        <w:t>cov</w:t>
-      </w:r>
-      <w:r>
-        <w:rPr>
-          <w:rFonts w:eastAsiaTheme="minorEastAsia"/>
-        </w:rPr>
-        <w:t xml:space="preserve">ariance </w:t>
-      </w:r>
-      <w:r>
-        <w:rPr>
-          <w:rFonts w:eastAsiaTheme="minorEastAsia"/>
-        </w:rPr>
-        <w:t xml:space="preserve">of mass flux and cloud fraction </w:t>
-      </w:r>
-      <w:r>
-        <w:rPr>
-          <w:rFonts w:eastAsiaTheme="minorEastAsia"/>
-        </w:rPr>
-        <w:t xml:space="preserve">is </w:t>
-      </w:r>
-      <w:r>
-        <w:rPr>
-          <w:rFonts w:eastAsiaTheme="minorEastAsia"/>
-        </w:rPr>
-        <w:t xml:space="preserve">the </w:t>
+        <w:t xml:space="preserve">The total covariance of mass flux and cloud fraction is the </w:t>
       </w:r>
       <w:r>
         <w:rPr>
@@ -3037,19 +3163,7 @@
         <w:rPr>
           <w:rFonts w:eastAsiaTheme="minorEastAsia"/>
         </w:rPr>
-        <w:t xml:space="preserve">sum of the </w:t>
-      </w:r>
-      <w:r>
-        <w:rPr>
-          <w:rFonts w:eastAsiaTheme="minorEastAsia"/>
-        </w:rPr>
-        <w:t xml:space="preserve">intra- and inter-climate </w:t>
-      </w:r>
-      <w:r>
-        <w:rPr>
-          <w:rFonts w:eastAsiaTheme="minorEastAsia"/>
-        </w:rPr>
-        <w:t>covariances</w:t>
+        <w:t>sum of the intra- and inter-climate covariances</w:t>
       </w:r>
       <w:r>
         <w:rPr>
@@ -3795,6 +3909,7 @@
         <w:rPr>
           <w:rFonts w:eastAsiaTheme="minorEastAsia"/>
         </w:rPr>
+        <w:lastRenderedPageBreak/>
         <w:t>internal</w:t>
       </w:r>
       <w:r>
@@ -3891,7 +4006,6 @@
         <w:rPr>
           <w:rFonts w:eastAsiaTheme="minorEastAsia"/>
         </w:rPr>
-        <w:lastRenderedPageBreak/>
         <w:t>To</w:t>
       </w:r>
       <w:r>
@@ -4122,13 +4236,7 @@
         <w:rPr>
           <w:rFonts w:eastAsiaTheme="minorEastAsia"/>
         </w:rPr>
-        <w:t>. W</w:t>
-      </w:r>
-      <w:r>
-        <w:rPr>
-          <w:rFonts w:eastAsiaTheme="minorEastAsia"/>
-        </w:rPr>
-        <w:t xml:space="preserve">ater vapor decreases with height </w:t>
+        <w:t xml:space="preserve">. Water vapor decreases with height </w:t>
       </w:r>
       <m:oMath>
         <m:sSub>
@@ -4219,13 +4327,7 @@
           <w:rPr>
             <w:rFonts w:ascii="Cambria Math" w:eastAsiaTheme="minorEastAsia" w:hAnsi="Cambria Math"/>
           </w:rPr>
-          <m:t>&gt;</m:t>
-        </m:r>
-        <m:r>
-          <w:rPr>
-            <w:rFonts w:ascii="Cambria Math" w:eastAsiaTheme="minorEastAsia" w:hAnsi="Cambria Math"/>
-          </w:rPr>
-          <m:t xml:space="preserve">0, </m:t>
+          <m:t xml:space="preserve">&gt;0, </m:t>
         </m:r>
       </m:oMath>
       <w:r>
@@ -4356,13 +4458,7 @@
           <w:rPr>
             <w:rFonts w:ascii="Cambria Math" w:eastAsiaTheme="minorEastAsia" w:hAnsi="Cambria Math"/>
           </w:rPr>
-          <m:t>∝</m:t>
-        </m:r>
-        <m:r>
-          <w:rPr>
-            <w:rFonts w:ascii="Cambria Math" w:eastAsiaTheme="minorEastAsia" w:hAnsi="Cambria Math"/>
-          </w:rPr>
-          <m:t>-</m:t>
+          <m:t>∝-</m:t>
         </m:r>
         <m:acc>
           <m:accPr>
@@ -4636,19 +4732,7 @@
         <w:rPr>
           <w:rFonts w:eastAsiaTheme="minorEastAsia"/>
         </w:rPr>
-        <w:t xml:space="preserve"> radiative divergence decreases as atmospheric </w:t>
-      </w:r>
-      <w:r>
-        <w:rPr>
-          <w:rFonts w:eastAsiaTheme="minorEastAsia"/>
-        </w:rPr>
-        <w:t>water vapor increases</w:t>
-      </w:r>
-      <w:r>
-        <w:rPr>
-          <w:rFonts w:eastAsiaTheme="minorEastAsia"/>
-        </w:rPr>
-        <w:t xml:space="preserve"> with</w:t>
+        <w:t xml:space="preserve"> radiative divergence decreases as atmospheric water vapor increases with</w:t>
       </w:r>
       <w:r>
         <w:rPr>
@@ -4666,13 +4750,7 @@
         <w:rPr>
           <w:rFonts w:eastAsiaTheme="minorEastAsia"/>
         </w:rPr>
-        <w:t>saturation specific humidity</w:t>
-      </w:r>
-      <w:r>
-        <w:rPr>
-          <w:rFonts w:eastAsiaTheme="minorEastAsia"/>
-        </w:rPr>
-        <w:t>,</w:t>
+        <w:t>saturation specific humidity,</w:t>
       </w:r>
       <w:r>
         <w:rPr>
@@ -4766,13 +4844,7 @@
           <w:rPr>
             <w:rFonts w:ascii="Cambria Math" w:eastAsiaTheme="minorEastAsia" w:hAnsi="Cambria Math"/>
           </w:rPr>
-          <m:t>=</m:t>
-        </m:r>
-        <m:r>
-          <w:rPr>
-            <w:rFonts w:ascii="Cambria Math" w:eastAsiaTheme="minorEastAsia" w:hAnsi="Cambria Math"/>
-          </w:rPr>
-          <m:t xml:space="preserve">0.07 </m:t>
+          <m:t xml:space="preserve">=0.07 </m:t>
         </m:r>
         <m:sSup>
           <m:sSupPr>
@@ -4849,19 +4921,7 @@
         <w:rPr>
           <w:rFonts w:eastAsiaTheme="minorEastAsia"/>
         </w:rPr>
-        <w:t xml:space="preserve"> the </w:t>
-      </w:r>
-      <w:r>
-        <w:rPr>
-          <w:rFonts w:eastAsiaTheme="minorEastAsia"/>
-        </w:rPr>
-        <w:t>distribution of cloud top heights</w:t>
-      </w:r>
-      <w:r>
-        <w:rPr>
-          <w:rFonts w:eastAsiaTheme="minorEastAsia"/>
-        </w:rPr>
-        <w:t xml:space="preserve"> from the GOES-E satellite (Minnis et al. XXXX)</w:t>
+        <w:t xml:space="preserve"> the distribution of cloud top heights from the GOES-E satellite (Minnis et al. XXXX)</w:t>
       </w:r>
       <w:r>
         <w:rPr>
@@ -4873,13 +4933,7 @@
         <w:rPr>
           <w:rFonts w:eastAsiaTheme="minorEastAsia"/>
         </w:rPr>
-        <w:t xml:space="preserve">Cloud-base mass flux of </w:t>
-      </w:r>
-      <w:r>
-        <w:rPr>
-          <w:rFonts w:eastAsiaTheme="minorEastAsia"/>
-        </w:rPr>
-        <w:t>(250</w:t>
+        <w:t>Cloud-base mass flux of (250</w:t>
       </w:r>
       <m:oMath>
         <m:r>
@@ -4906,13 +4960,7 @@
         <w:rPr>
           <w:rFonts w:eastAsiaTheme="minorEastAsia"/>
         </w:rPr>
-        <w:t xml:space="preserve">) </w:t>
-      </w:r>
-      <w:r>
-        <w:rPr>
-          <w:rFonts w:eastAsiaTheme="minorEastAsia"/>
-        </w:rPr>
-        <w:t>satellite scenes</w:t>
+        <w:t>) satellite scenes</w:t>
       </w:r>
       <w:r>
         <w:rPr>
@@ -5007,13 +5055,7 @@
           <w:rPr>
             <w:rFonts w:ascii="Cambria Math" w:eastAsiaTheme="minorEastAsia" w:hAnsi="Cambria Math"/>
           </w:rPr>
-          <m:t>=2.4</m:t>
-        </m:r>
-        <m:r>
-          <w:rPr>
-            <w:rFonts w:ascii="Cambria Math" w:eastAsiaTheme="minorEastAsia" w:hAnsi="Cambria Math"/>
-          </w:rPr>
-          <m:t xml:space="preserve"> % </m:t>
+          <m:t xml:space="preserve">=2.4 % </m:t>
         </m:r>
         <m:sSup>
           <m:sSupPr>
@@ -5149,19 +5191,7 @@
         <w:rPr>
           <w:rFonts w:eastAsiaTheme="minorEastAsia"/>
         </w:rPr>
-        <w:t xml:space="preserve">presumes the </w:t>
-      </w:r>
-      <w:r>
-        <w:rPr>
-          <w:rFonts w:eastAsiaTheme="minorEastAsia"/>
-        </w:rPr>
-        <w:t xml:space="preserve">climate </w:t>
-      </w:r>
-      <w:r>
-        <w:rPr>
-          <w:rFonts w:eastAsiaTheme="minorEastAsia"/>
-        </w:rPr>
-        <w:t>mean mass flux for the shallow cumulus regime</w:t>
+        <w:t>presumes the climate mean mass flux for the shallow cumulus regime</w:t>
       </w:r>
       <w:r>
         <w:rPr>
@@ -5337,31 +5367,7 @@
           <w:rPr>
             <w:rFonts w:ascii="Cambria Math" w:eastAsiaTheme="minorEastAsia" w:hAnsi="Cambria Math"/>
           </w:rPr>
-          <m:t>=</m:t>
-        </m:r>
-        <m:r>
-          <w:rPr>
-            <w:rFonts w:ascii="Cambria Math" w:eastAsiaTheme="minorEastAsia" w:hAnsi="Cambria Math"/>
-          </w:rPr>
-          <m:t>-</m:t>
-        </m:r>
-        <m:r>
-          <w:rPr>
-            <w:rFonts w:ascii="Cambria Math" w:eastAsiaTheme="minorEastAsia" w:hAnsi="Cambria Math"/>
-          </w:rPr>
-          <m:t>0.0</m:t>
-        </m:r>
-        <m:r>
-          <w:rPr>
-            <w:rFonts w:ascii="Cambria Math" w:eastAsiaTheme="minorEastAsia" w:hAnsi="Cambria Math"/>
-          </w:rPr>
-          <m:t>5</m:t>
-        </m:r>
-        <m:r>
-          <w:rPr>
-            <w:rFonts w:ascii="Cambria Math" w:eastAsiaTheme="minorEastAsia" w:hAnsi="Cambria Math"/>
-          </w:rPr>
-          <m:t xml:space="preserve"> </m:t>
+          <m:t xml:space="preserve">=-0.05 </m:t>
         </m:r>
         <m:sSup>
           <m:sSupPr>
@@ -5588,21 +5594,7 @@
           <w:rFonts w:eastAsiaTheme="minorEastAsia"/>
           <w:iCs/>
         </w:rPr>
-        <w:t xml:space="preserve"> desic</w:t>
-      </w:r>
-      <w:r>
-        <w:rPr>
-          <w:rFonts w:eastAsiaTheme="minorEastAsia"/>
-          <w:iCs/>
-        </w:rPr>
-        <w:t>c</w:t>
-      </w:r>
-      <w:r>
-        <w:rPr>
-          <w:rFonts w:eastAsiaTheme="minorEastAsia"/>
-          <w:iCs/>
-        </w:rPr>
-        <w:t xml:space="preserve">ation </w:t>
+        <w:t xml:space="preserve"> desiccation </w:t>
       </w:r>
       <w:r>
         <w:rPr>
@@ -5726,13 +5718,13 @@
         <w:rPr>
           <w:rFonts w:eastAsiaTheme="minorEastAsia"/>
         </w:rPr>
-        <w:t xml:space="preserve">. The </w:t>
-      </w:r>
-      <w:r>
-        <w:rPr>
-          <w:rFonts w:eastAsiaTheme="minorEastAsia"/>
-        </w:rPr>
-        <w:t>desiccation hypothesis</w:t>
+        <w:t xml:space="preserve">. The desiccation hypothesis </w:t>
+      </w:r>
+      <w:r>
+        <w:rPr>
+          <w:rFonts w:eastAsiaTheme="minorEastAsia"/>
+        </w:rPr>
+        <w:t>emphasizes</w:t>
       </w:r>
       <w:r>
         <w:rPr>
@@ -5744,7 +5736,19 @@
         <w:rPr>
           <w:rFonts w:eastAsiaTheme="minorEastAsia"/>
         </w:rPr>
-        <w:t>emphasizes</w:t>
+        <w:t xml:space="preserve">thermodynamic </w:t>
+      </w:r>
+      <w:r>
+        <w:rPr>
+          <w:rFonts w:eastAsiaTheme="minorEastAsia"/>
+        </w:rPr>
+        <w:t xml:space="preserve">reduction of </w:t>
+      </w:r>
+      <w:r>
+        <w:rPr>
+          <w:rFonts w:eastAsiaTheme="minorEastAsia"/>
+        </w:rPr>
+        <w:t>relative humidity</w:t>
       </w:r>
       <w:r>
         <w:rPr>
@@ -5756,19 +5760,13 @@
         <w:rPr>
           <w:rFonts w:eastAsiaTheme="minorEastAsia"/>
         </w:rPr>
-        <w:t xml:space="preserve">thermodynamic </w:t>
-      </w:r>
-      <w:r>
-        <w:rPr>
-          <w:rFonts w:eastAsiaTheme="minorEastAsia"/>
-        </w:rPr>
-        <w:t xml:space="preserve">reduction of </w:t>
-      </w:r>
-      <w:r>
-        <w:rPr>
-          <w:rFonts w:eastAsiaTheme="minorEastAsia"/>
-        </w:rPr>
-        <w:t>relative humidity</w:t>
+        <w:t xml:space="preserve">and clouds </w:t>
+      </w:r>
+      <w:r>
+        <w:rPr>
+          <w:rFonts w:eastAsiaTheme="minorEastAsia"/>
+        </w:rPr>
+        <w:t>by</w:t>
       </w:r>
       <w:r>
         <w:rPr>
@@ -5780,21 +5778,13 @@
         <w:rPr>
           <w:rFonts w:eastAsiaTheme="minorEastAsia"/>
         </w:rPr>
-        <w:t xml:space="preserve">and </w:t>
-      </w:r>
-      <w:proofErr w:type="spellStart"/>
-      <w:r>
-        <w:rPr>
-          <w:rFonts w:eastAsiaTheme="minorEastAsia"/>
-        </w:rPr>
-        <w:t xml:space="preserve">clouds </w:t>
-      </w:r>
-      <w:proofErr w:type="spellEnd"/>
-      <w:r>
-        <w:rPr>
-          <w:rFonts w:eastAsiaTheme="minorEastAsia"/>
-        </w:rPr>
-        <w:t>by</w:t>
+        <w:t>vertical</w:t>
+      </w:r>
+      <w:r>
+        <w:rPr>
+          <w:rFonts w:eastAsiaTheme="minorEastAsia"/>
+        </w:rPr>
+        <w:t xml:space="preserve"> mixing</w:t>
       </w:r>
       <w:r>
         <w:rPr>
@@ -5806,24 +5796,6 @@
         <w:rPr>
           <w:rFonts w:eastAsiaTheme="minorEastAsia"/>
         </w:rPr>
-        <w:t>vertical</w:t>
-      </w:r>
-      <w:r>
-        <w:rPr>
-          <w:rFonts w:eastAsiaTheme="minorEastAsia"/>
-        </w:rPr>
-        <w:t xml:space="preserve"> mixing</w:t>
-      </w:r>
-      <w:r>
-        <w:rPr>
-          <w:rFonts w:eastAsiaTheme="minorEastAsia"/>
-        </w:rPr>
-        <w:t xml:space="preserve"> </w:t>
-      </w:r>
-      <w:r>
-        <w:rPr>
-          <w:rFonts w:eastAsiaTheme="minorEastAsia"/>
-        </w:rPr>
         <w:t>in a warming climate</w:t>
       </w:r>
       <w:r>
@@ -5836,13 +5808,7 @@
         <w:rPr>
           <w:rFonts w:eastAsiaTheme="minorEastAsia"/>
         </w:rPr>
-        <w:t>Desiccated cloud layers presumably also reach steady moisture.</w:t>
-      </w:r>
-      <w:r>
-        <w:rPr>
-          <w:rFonts w:eastAsiaTheme="minorEastAsia"/>
-        </w:rPr>
-        <w:t xml:space="preserve"> The theoretical distinction is that dynamical</w:t>
+        <w:t>Desiccated cloud layers presumably also reach steady moisture. The theoretical distinction is that dynamical</w:t>
       </w:r>
       <w:r>
         <w:rPr>
@@ -5981,6 +5947,7 @@
         <w:rPr>
           <w:rFonts w:eastAsiaTheme="minorEastAsia"/>
         </w:rPr>
+        <w:lastRenderedPageBreak/>
         <w:t xml:space="preserve">The </w:t>
       </w:r>
       <w:r>
@@ -5993,25 +5960,7 @@
         <w:rPr>
           <w:rFonts w:eastAsiaTheme="minorEastAsia"/>
         </w:rPr>
-        <w:t xml:space="preserve">vertical </w:t>
-      </w:r>
-      <w:r>
-        <w:rPr>
-          <w:rFonts w:eastAsiaTheme="minorEastAsia"/>
-        </w:rPr>
-        <w:t xml:space="preserve">convergence of the </w:t>
-      </w:r>
-      <w:r>
-        <w:rPr>
-          <w:rFonts w:eastAsiaTheme="minorEastAsia"/>
-        </w:rPr>
-        <w:t xml:space="preserve">cumulus </w:t>
-      </w:r>
-      <w:r>
-        <w:rPr>
-          <w:rFonts w:eastAsiaTheme="minorEastAsia"/>
-        </w:rPr>
-        <w:t xml:space="preserve">mass flux </w:t>
+        <w:t xml:space="preserve">vertical convergence of the cumulus mass flux </w:t>
       </w:r>
       <m:oMath>
         <m:r>
@@ -6100,7 +6049,19 @@
         <w:rPr>
           <w:rFonts w:eastAsiaTheme="minorEastAsia"/>
         </w:rPr>
-        <w:t xml:space="preserve"> theories.</w:t>
+        <w:t xml:space="preserve"> theories. </w:t>
+      </w:r>
+      <w:r>
+        <w:rPr>
+          <w:rFonts w:eastAsiaTheme="minorEastAsia"/>
+        </w:rPr>
+        <w:t xml:space="preserve">Cumulus mass flux </w:t>
+      </w:r>
+      <w:r>
+        <w:rPr>
+          <w:rFonts w:eastAsiaTheme="minorEastAsia"/>
+        </w:rPr>
+        <w:t>is hypothesized to mix</w:t>
       </w:r>
       <w:r>
         <w:rPr>
@@ -6112,24 +6073,6 @@
         <w:rPr>
           <w:rFonts w:eastAsiaTheme="minorEastAsia"/>
         </w:rPr>
-        <w:t xml:space="preserve">Cumulus mass flux </w:t>
-      </w:r>
-      <w:r>
-        <w:rPr>
-          <w:rFonts w:eastAsiaTheme="minorEastAsia"/>
-        </w:rPr>
-        <w:t>is hypothesized to mix</w:t>
-      </w:r>
-      <w:r>
-        <w:rPr>
-          <w:rFonts w:eastAsiaTheme="minorEastAsia"/>
-        </w:rPr>
-        <w:t xml:space="preserve"> </w:t>
-      </w:r>
-      <w:r>
-        <w:rPr>
-          <w:rFonts w:eastAsiaTheme="minorEastAsia"/>
-        </w:rPr>
         <w:t>and</w:t>
       </w:r>
       <w:r>
@@ -6172,14 +6115,7 @@
         <w:rPr>
           <w:rFonts w:eastAsiaTheme="minorEastAsia"/>
         </w:rPr>
-        <w:t xml:space="preserve">dependent of changes in </w:t>
-      </w:r>
-      <w:r>
-        <w:rPr>
-          <w:rFonts w:eastAsiaTheme="minorEastAsia"/>
-        </w:rPr>
-        <w:lastRenderedPageBreak/>
-        <w:t xml:space="preserve">the relative humidity. </w:t>
+        <w:t xml:space="preserve">dependent of changes in the relative humidity. </w:t>
       </w:r>
       <w:r>
         <w:rPr>
@@ -6347,19 +6283,7 @@
         <w:rPr>
           <w:rFonts w:eastAsiaTheme="minorEastAsia"/>
         </w:rPr>
-        <w:t xml:space="preserve"> [The r</w:t>
-      </w:r>
-      <w:r>
-        <w:rPr>
-          <w:rFonts w:eastAsiaTheme="minorEastAsia"/>
-        </w:rPr>
-        <w:t>eduction of the shallow cumulus moisture flux</w:t>
-      </w:r>
-      <w:r>
-        <w:rPr>
-          <w:rFonts w:eastAsiaTheme="minorEastAsia"/>
-        </w:rPr>
-        <w:t xml:space="preserve"> is a consequence of the reduction of the Hadley circulation due to radiative-hydrological heat balance. Here we take the change in cloud albedo as proportional to the mass flux, but the strength of the </w:t>
+        <w:t xml:space="preserve"> [The reduction of the shallow cumulus moisture flux is a consequence of the reduction of the Hadley circulation due to radiative-hydrological heat balance. Here we take the change in cloud albedo as proportional to the mass flux, but the strength of the </w:t>
       </w:r>
       <w:r>
         <w:rPr>
@@ -6694,19 +6618,7 @@
         <w:rPr>
           <w:rFonts w:eastAsiaTheme="minorEastAsia"/>
         </w:rPr>
-        <w:t xml:space="preserve"> </w:t>
-      </w:r>
-      <w:r>
-        <w:rPr>
-          <w:rFonts w:eastAsiaTheme="minorEastAsia"/>
-        </w:rPr>
-        <w:t>gradient factors</w:t>
-      </w:r>
-      <w:r>
-        <w:rPr>
-          <w:rFonts w:eastAsiaTheme="minorEastAsia"/>
-        </w:rPr>
-        <w:t xml:space="preserve"> out of the </w:t>
+        <w:t xml:space="preserve"> gradient factors out of the </w:t>
       </w:r>
       <w:r>
         <w:rPr>
@@ -6865,13 +6777,7 @@
           <w:rPr>
             <w:rFonts w:ascii="Cambria Math" w:eastAsiaTheme="minorEastAsia" w:hAnsi="Cambria Math"/>
           </w:rPr>
-          <m:t>=</m:t>
-        </m:r>
-        <m:r>
-          <w:rPr>
-            <w:rFonts w:ascii="Cambria Math" w:eastAsiaTheme="minorEastAsia" w:hAnsi="Cambria Math"/>
-          </w:rPr>
-          <m:t>-</m:t>
+          <m:t>=-</m:t>
         </m:r>
         <m:acc>
           <m:accPr>

--- a/doc/mesoscale-vs-desiccation.docx
+++ b/doc/mesoscale-vs-desiccation.docx
@@ -70,19 +70,31 @@
         <w:t xml:space="preserve"> proposed </w:t>
       </w:r>
       <w:r>
-        <w:t xml:space="preserve">that cloud fraction decreases because increased </w:t>
+        <w:t xml:space="preserve">that increased </w:t>
       </w:r>
       <w:r>
         <w:t xml:space="preserve">vertical </w:t>
       </w:r>
       <w:r>
-        <w:t>mixing reduces the relative humidity of the shallow cumulus layer</w:t>
-      </w:r>
-      <w:r>
-        <w:t xml:space="preserve">, but </w:t>
-      </w:r>
-      <w:r>
-        <w:t xml:space="preserve">correlated </w:t>
+        <w:t xml:space="preserve">mixing </w:t>
+      </w:r>
+      <w:r>
+        <w:t>reduces cloud fraction by desiccating</w:t>
+      </w:r>
+      <w:r>
+        <w:t xml:space="preserve"> the relative humidity of the shallow cumulus layer</w:t>
+      </w:r>
+      <w:r>
+        <w:t>, yet c</w:t>
+      </w:r>
+      <w:r>
+        <w:t>orrelat</w:t>
+      </w:r>
+      <w:r>
+        <w:t>ion of</w:t>
+      </w:r>
+      <w:r>
+        <w:t xml:space="preserve"> </w:t>
       </w:r>
       <w:r>
         <w:t xml:space="preserve">cloud fraction and </w:t>
@@ -91,7 +103,13 @@
         <w:t>c</w:t>
       </w:r>
       <w:r>
-        <w:t>loud-base mass flux refut</w:t>
+        <w:t xml:space="preserve">loud-base mass flux </w:t>
+      </w:r>
+      <w:r>
+        <w:t xml:space="preserve">apparently </w:t>
+      </w:r>
+      <w:r>
+        <w:t>refut</w:t>
       </w:r>
       <w:r>
         <w:t>e</w:t>
@@ -103,13 +121,16 @@
         <w:t xml:space="preserve"> </w:t>
       </w:r>
       <w:r>
+        <w:t xml:space="preserve">this </w:t>
+      </w:r>
+      <w:r>
         <w:t>mixing-desic</w:t>
       </w:r>
       <w:r>
         <w:t>c</w:t>
       </w:r>
       <w:r>
-        <w:t>ation due to cloud fluxes</w:t>
+        <w:t>ation</w:t>
       </w:r>
       <w:r>
         <w:t xml:space="preserve">. </w:t>
@@ -148,42 +169,54 @@
         <w:rPr>
           <w:color w:val="EE0000"/>
         </w:rPr>
+        <w:t xml:space="preserve">cloud </w:t>
+      </w:r>
+      <w:r>
+        <w:rPr>
+          <w:color w:val="EE0000"/>
+        </w:rPr>
         <w:t>feedback</w:t>
       </w:r>
       <w:r>
         <w:rPr>
           <w:color w:val="EE0000"/>
         </w:rPr>
-        <w:t xml:space="preserve"> results as clouds decrease to compensate </w:t>
+        <w:t xml:space="preserve"> results as clouds decrease </w:t>
       </w:r>
       <w:r>
         <w:rPr>
           <w:color w:val="EE0000"/>
         </w:rPr>
-        <w:t xml:space="preserve">decreasing mean </w:t>
+        <w:t xml:space="preserve">their moisture flux </w:t>
       </w:r>
       <w:r>
         <w:rPr>
           <w:color w:val="EE0000"/>
         </w:rPr>
-        <w:t xml:space="preserve">subsidence </w:t>
+        <w:t xml:space="preserve">to compensate </w:t>
       </w:r>
       <w:r>
         <w:rPr>
           <w:color w:val="EE0000"/>
         </w:rPr>
-        <w:t xml:space="preserve">drying by </w:t>
+        <w:t xml:space="preserve">reduced </w:t>
       </w:r>
       <w:r>
         <w:rPr>
           <w:color w:val="EE0000"/>
         </w:rPr>
-        <w:t xml:space="preserve">the </w:t>
+        <w:t>drying by</w:t>
       </w:r>
       <w:r>
         <w:rPr>
           <w:color w:val="EE0000"/>
         </w:rPr>
+        <w:t xml:space="preserve"> </w:t>
+      </w:r>
+      <w:r>
+        <w:rPr>
+          <w:color w:val="EE0000"/>
+        </w:rPr>
         <w:t>large-scale</w:t>
       </w:r>
       <w:r>
@@ -196,19 +229,13 @@
         <w:rPr>
           <w:color w:val="EE0000"/>
         </w:rPr>
-        <w:t>circulation</w:t>
+        <w:t>mean subsidence</w:t>
       </w:r>
       <w:r>
         <w:rPr>
           <w:color w:val="EE0000"/>
         </w:rPr>
-        <w:t xml:space="preserve"> </w:t>
-      </w:r>
-      <w:r>
-        <w:rPr>
-          <w:color w:val="EE0000"/>
-        </w:rPr>
-        <w:t>(–0.05 K</w:t>
+        <w:t xml:space="preserve"> (–0.05 K</w:t>
       </w:r>
       <w:r>
         <w:rPr>
@@ -227,6 +254,12 @@
         <w:rPr>
           <w:color w:val="EE0000"/>
         </w:rPr>
+        <w:t>, which decreases</w:t>
+      </w:r>
+      <w:r>
+        <w:rPr>
+          <w:color w:val="EE0000"/>
+        </w:rPr>
         <w:t xml:space="preserve"> by energetic</w:t>
       </w:r>
       <w:r>
@@ -251,25 +284,25 @@
         <w:rPr>
           <w:color w:val="EE0000"/>
         </w:rPr>
-        <w:t>T</w:t>
+        <w:t>L</w:t>
       </w:r>
       <w:r>
         <w:rPr>
           <w:color w:val="EE0000"/>
         </w:rPr>
-        <w:t xml:space="preserve">he </w:t>
+        <w:t>ocal d</w:t>
       </w:r>
       <w:r>
         <w:rPr>
           <w:color w:val="EE0000"/>
         </w:rPr>
-        <w:t>local d</w:t>
+        <w:t xml:space="preserve">ifferences </w:t>
       </w:r>
       <w:r>
         <w:rPr>
           <w:color w:val="EE0000"/>
         </w:rPr>
-        <w:t xml:space="preserve">ifferences </w:t>
+        <w:t xml:space="preserve">in </w:t>
       </w:r>
       <w:r>
         <w:rPr>
@@ -397,7 +430,31 @@
         <w:rPr>
           <w:color w:val="EE0000"/>
         </w:rPr>
-        <w:t xml:space="preserve"> are assessed with previous cloud </w:t>
+        <w:t xml:space="preserve"> </w:t>
+      </w:r>
+      <w:r>
+        <w:rPr>
+          <w:color w:val="EE0000"/>
+        </w:rPr>
+        <w:t>is</w:t>
+      </w:r>
+      <w:r>
+        <w:rPr>
+          <w:color w:val="EE0000"/>
+        </w:rPr>
+        <w:t xml:space="preserve"> assessed </w:t>
+      </w:r>
+      <w:r>
+        <w:rPr>
+          <w:color w:val="EE0000"/>
+        </w:rPr>
+        <w:t>from</w:t>
+      </w:r>
+      <w:r>
+        <w:rPr>
+          <w:color w:val="EE0000"/>
+        </w:rPr>
+        <w:t xml:space="preserve"> previous cloud </w:t>
       </w:r>
       <w:r>
         <w:rPr>
@@ -1084,14 +1141,7 @@
         <w:rPr>
           <w:rFonts w:eastAsiaTheme="minorEastAsia"/>
         </w:rPr>
-        <w:t xml:space="preserve"> may be observed in </w:t>
-      </w:r>
-      <w:r>
-        <w:rPr>
-          <w:rFonts w:eastAsiaTheme="minorEastAsia"/>
-        </w:rPr>
-        <w:lastRenderedPageBreak/>
-        <w:t>nature or modeled by climate models.</w:t>
+        <w:t xml:space="preserve"> may be observed in nature or modeled by climate models.</w:t>
       </w:r>
       <w:r>
         <w:rPr>
@@ -1193,13 +1243,7 @@
     </w:p>
     <w:p>
       <w:r>
-        <w:t>[</w:t>
-      </w:r>
-      <w:r>
-        <w:t>I</w:t>
-      </w:r>
-      <w:r>
-        <w:t xml:space="preserve">nternal mesoscale variability of cloud fraction and mass flux in shallow cumulus regions are statistically independent from their climatic means that generate climate </w:t>
+        <w:t xml:space="preserve">[Internal mesoscale variability of cloud fraction and mass flux in shallow cumulus regions are statistically independent from their climatic means that generate climate </w:t>
       </w:r>
       <w:proofErr w:type="gramStart"/>
       <w:r>
@@ -3909,7 +3953,6 @@
         <w:rPr>
           <w:rFonts w:eastAsiaTheme="minorEastAsia"/>
         </w:rPr>
-        <w:lastRenderedPageBreak/>
         <w:t>internal</w:t>
       </w:r>
       <w:r>
@@ -5947,7 +5990,6 @@
         <w:rPr>
           <w:rFonts w:eastAsiaTheme="minorEastAsia"/>
         </w:rPr>
-        <w:lastRenderedPageBreak/>
         <w:t xml:space="preserve">The </w:t>
       </w:r>
       <w:r>
@@ -6922,6 +6964,1651 @@
         </w:rPr>
         <w:t>appealing to explain steady climates.</w:t>
       </w:r>
+    </w:p>
+    <w:p>
+      <w:pPr>
+        <w:rPr>
+          <w:rFonts w:eastAsiaTheme="minorEastAsia"/>
+        </w:rPr>
+      </w:pPr>
+    </w:p>
+    <w:p>
+      <w:pPr>
+        <w:pStyle w:val="Heading1"/>
+        <w:rPr>
+          <w:rFonts w:eastAsiaTheme="minorEastAsia"/>
+        </w:rPr>
+      </w:pPr>
+      <w:r>
+        <w:rPr>
+          <w:rFonts w:eastAsiaTheme="minorEastAsia"/>
+        </w:rPr>
+        <w:t>Discussion: propagation of climate sensitivity</w:t>
+      </w:r>
+    </w:p>
+    <w:p>
+      <w:pPr>
+        <w:rPr>
+          <w:rFonts w:eastAsiaTheme="minorEastAsia"/>
+        </w:rPr>
+      </w:pPr>
+      <w:r>
+        <w:rPr>
+          <w:rFonts w:eastAsiaTheme="minorEastAsia"/>
+        </w:rPr>
+        <w:t xml:space="preserve">The subsidence over the shallow cumulus regions scales with the mean Hadley circulation, which scales inversely with increases in saturation specific humidity from due to warming. If relative humidity remains constant, </w:t>
+      </w:r>
+      <m:oMath>
+        <m:r>
+          <w:rPr>
+            <w:rFonts w:ascii="Cambria Math" w:eastAsiaTheme="minorEastAsia" w:hAnsi="Cambria Math"/>
+          </w:rPr>
+          <m:t>d</m:t>
+        </m:r>
+        <m:func>
+          <m:funcPr>
+            <m:ctrlPr>
+              <w:rPr>
+                <w:rFonts w:ascii="Cambria Math" w:eastAsiaTheme="minorEastAsia" w:hAnsi="Cambria Math"/>
+                <w:i/>
+              </w:rPr>
+            </m:ctrlPr>
+          </m:funcPr>
+          <m:fName>
+            <m:r>
+              <m:rPr>
+                <m:sty m:val="p"/>
+              </m:rPr>
+              <w:rPr>
+                <w:rFonts w:ascii="Cambria Math" w:eastAsiaTheme="minorEastAsia" w:hAnsi="Cambria Math"/>
+              </w:rPr>
+              <m:t>ln</m:t>
+            </m:r>
+          </m:fName>
+          <m:e>
+            <m:r>
+              <w:rPr>
+                <w:rFonts w:ascii="Cambria Math" w:eastAsiaTheme="minorEastAsia" w:hAnsi="Cambria Math"/>
+              </w:rPr>
+              <m:t>q</m:t>
+            </m:r>
+          </m:e>
+        </m:func>
+        <m:r>
+          <w:rPr>
+            <w:rFonts w:ascii="Cambria Math" w:eastAsiaTheme="minorEastAsia" w:hAnsi="Cambria Math"/>
+          </w:rPr>
+          <m:t xml:space="preserve">/dT=+0.07 </m:t>
+        </m:r>
+        <m:sSup>
+          <m:sSupPr>
+            <m:ctrlPr>
+              <w:rPr>
+                <w:rFonts w:ascii="Cambria Math" w:eastAsiaTheme="minorEastAsia" w:hAnsi="Cambria Math"/>
+                <w:i/>
+              </w:rPr>
+            </m:ctrlPr>
+          </m:sSupPr>
+          <m:e>
+            <m:r>
+              <m:rPr>
+                <m:sty m:val="p"/>
+              </m:rPr>
+              <w:rPr>
+                <w:rFonts w:ascii="Cambria Math" w:eastAsiaTheme="minorEastAsia" w:hAnsi="Cambria Math"/>
+              </w:rPr>
+              <m:t>K</m:t>
+            </m:r>
+          </m:e>
+          <m:sup>
+            <m:r>
+              <w:rPr>
+                <w:rFonts w:ascii="Cambria Math" w:eastAsiaTheme="minorEastAsia" w:hAnsi="Cambria Math"/>
+              </w:rPr>
+              <m:t>-1</m:t>
+            </m:r>
+          </m:sup>
+        </m:sSup>
+      </m:oMath>
+      <w:r>
+        <w:rPr>
+          <w:rFonts w:eastAsiaTheme="minorEastAsia"/>
+        </w:rPr>
+        <w:t xml:space="preserve">. Held and Soden (2006) note </w:t>
+      </w:r>
+      <w:r>
+        <w:rPr>
+          <w:rFonts w:eastAsiaTheme="minorEastAsia"/>
+        </w:rPr>
+        <w:t xml:space="preserve">that radiative cooling in the troposphere is nearly unchanged, which is compensated by precipitation </w:t>
+      </w:r>
+      <m:oMath>
+        <m:r>
+          <w:rPr>
+            <w:rFonts w:ascii="Cambria Math" w:eastAsiaTheme="minorEastAsia" w:hAnsi="Cambria Math"/>
+          </w:rPr>
+          <m:t>d</m:t>
+        </m:r>
+        <m:func>
+          <m:funcPr>
+            <m:ctrlPr>
+              <w:rPr>
+                <w:rFonts w:ascii="Cambria Math" w:eastAsiaTheme="minorEastAsia" w:hAnsi="Cambria Math"/>
+                <w:i/>
+              </w:rPr>
+            </m:ctrlPr>
+          </m:funcPr>
+          <m:fName>
+            <m:r>
+              <m:rPr>
+                <m:sty m:val="p"/>
+              </m:rPr>
+              <w:rPr>
+                <w:rFonts w:ascii="Cambria Math" w:eastAsiaTheme="minorEastAsia" w:hAnsi="Cambria Math"/>
+              </w:rPr>
+              <m:t>ln</m:t>
+            </m:r>
+          </m:fName>
+          <m:e>
+            <m:r>
+              <w:rPr>
+                <w:rFonts w:ascii="Cambria Math" w:eastAsiaTheme="minorEastAsia" w:hAnsi="Cambria Math"/>
+              </w:rPr>
+              <m:t>P</m:t>
+            </m:r>
+          </m:e>
+        </m:func>
+        <m:r>
+          <w:rPr>
+            <w:rFonts w:ascii="Cambria Math" w:eastAsiaTheme="minorEastAsia" w:hAnsi="Cambria Math"/>
+          </w:rPr>
+          <m:t xml:space="preserve">/dT =+0.02 </m:t>
+        </m:r>
+        <m:sSup>
+          <m:sSupPr>
+            <m:ctrlPr>
+              <w:rPr>
+                <w:rFonts w:ascii="Cambria Math" w:eastAsiaTheme="minorEastAsia" w:hAnsi="Cambria Math"/>
+                <w:i/>
+              </w:rPr>
+            </m:ctrlPr>
+          </m:sSupPr>
+          <m:e>
+            <m:r>
+              <m:rPr>
+                <m:sty m:val="p"/>
+              </m:rPr>
+              <w:rPr>
+                <w:rFonts w:ascii="Cambria Math" w:eastAsiaTheme="minorEastAsia" w:hAnsi="Cambria Math"/>
+              </w:rPr>
+              <m:t>K</m:t>
+            </m:r>
+          </m:e>
+          <m:sup>
+            <m:r>
+              <w:rPr>
+                <w:rFonts w:ascii="Cambria Math" w:eastAsiaTheme="minorEastAsia" w:hAnsi="Cambria Math"/>
+              </w:rPr>
+              <m:t>-1</m:t>
+            </m:r>
+          </m:sup>
+        </m:sSup>
+      </m:oMath>
+      <w:r>
+        <w:rPr>
+          <w:rFonts w:eastAsiaTheme="minorEastAsia"/>
+        </w:rPr>
+        <w:t xml:space="preserve">. Precipitation goes as the water flux by the deep convective circulation, </w:t>
+      </w:r>
+      <m:oMath>
+        <m:r>
+          <w:rPr>
+            <w:rFonts w:ascii="Cambria Math" w:eastAsiaTheme="minorEastAsia" w:hAnsi="Cambria Math"/>
+          </w:rPr>
+          <m:t>d</m:t>
+        </m:r>
+        <m:func>
+          <m:funcPr>
+            <m:ctrlPr>
+              <w:rPr>
+                <w:rFonts w:ascii="Cambria Math" w:eastAsiaTheme="minorEastAsia" w:hAnsi="Cambria Math"/>
+                <w:i/>
+              </w:rPr>
+            </m:ctrlPr>
+          </m:funcPr>
+          <m:fName>
+            <m:r>
+              <m:rPr>
+                <m:sty m:val="p"/>
+              </m:rPr>
+              <w:rPr>
+                <w:rFonts w:ascii="Cambria Math" w:eastAsiaTheme="minorEastAsia" w:hAnsi="Cambria Math"/>
+              </w:rPr>
+              <m:t>ln</m:t>
+            </m:r>
+          </m:fName>
+          <m:e>
+            <m:r>
+              <w:rPr>
+                <w:rFonts w:ascii="Cambria Math" w:eastAsiaTheme="minorEastAsia" w:hAnsi="Cambria Math"/>
+              </w:rPr>
+              <m:t>P</m:t>
+            </m:r>
+          </m:e>
+        </m:func>
+        <m:r>
+          <w:rPr>
+            <w:rFonts w:ascii="Cambria Math" w:eastAsiaTheme="minorEastAsia" w:hAnsi="Cambria Math"/>
+          </w:rPr>
+          <m:t>=d</m:t>
+        </m:r>
+        <m:func>
+          <m:funcPr>
+            <m:ctrlPr>
+              <w:rPr>
+                <w:rFonts w:ascii="Cambria Math" w:eastAsiaTheme="minorEastAsia" w:hAnsi="Cambria Math"/>
+                <w:i/>
+              </w:rPr>
+            </m:ctrlPr>
+          </m:funcPr>
+          <m:fName>
+            <m:r>
+              <m:rPr>
+                <m:sty m:val="p"/>
+              </m:rPr>
+              <w:rPr>
+                <w:rFonts w:ascii="Cambria Math" w:eastAsiaTheme="minorEastAsia" w:hAnsi="Cambria Math"/>
+              </w:rPr>
+              <m:t>ln</m:t>
+            </m:r>
+          </m:fName>
+          <m:e>
+            <m:r>
+              <w:rPr>
+                <w:rFonts w:ascii="Cambria Math" w:eastAsiaTheme="minorEastAsia" w:hAnsi="Cambria Math"/>
+              </w:rPr>
+              <m:t>q</m:t>
+            </m:r>
+          </m:e>
+        </m:func>
+        <m:r>
+          <w:rPr>
+            <w:rFonts w:ascii="Cambria Math" w:eastAsiaTheme="minorEastAsia" w:hAnsi="Cambria Math"/>
+          </w:rPr>
+          <m:t>+d</m:t>
+        </m:r>
+        <m:func>
+          <m:funcPr>
+            <m:ctrlPr>
+              <w:rPr>
+                <w:rFonts w:ascii="Cambria Math" w:eastAsiaTheme="minorEastAsia" w:hAnsi="Cambria Math"/>
+                <w:i/>
+              </w:rPr>
+            </m:ctrlPr>
+          </m:funcPr>
+          <m:fName>
+            <m:r>
+              <m:rPr>
+                <m:sty m:val="p"/>
+              </m:rPr>
+              <w:rPr>
+                <w:rFonts w:ascii="Cambria Math" w:eastAsiaTheme="minorEastAsia" w:hAnsi="Cambria Math"/>
+              </w:rPr>
+              <m:t>ln</m:t>
+            </m:r>
+          </m:fName>
+          <m:e>
+            <m:r>
+              <w:rPr>
+                <w:rFonts w:ascii="Cambria Math" w:eastAsiaTheme="minorEastAsia" w:hAnsi="Cambria Math"/>
+              </w:rPr>
+              <m:t>W</m:t>
+            </m:r>
+          </m:e>
+        </m:func>
+        <m:r>
+          <w:rPr>
+            <w:rFonts w:ascii="Cambria Math" w:eastAsiaTheme="minorEastAsia" w:hAnsi="Cambria Math"/>
+          </w:rPr>
+          <m:t>,</m:t>
+        </m:r>
+      </m:oMath>
+      <w:r>
+        <w:rPr>
+          <w:rFonts w:eastAsiaTheme="minorEastAsia"/>
+        </w:rPr>
+        <w:t xml:space="preserve"> so for a +1 K temperature change, </w:t>
+      </w:r>
+      <m:oMath>
+        <m:r>
+          <w:rPr>
+            <w:rFonts w:ascii="Cambria Math" w:eastAsiaTheme="minorEastAsia" w:hAnsi="Cambria Math"/>
+          </w:rPr>
+          <m:t>d</m:t>
+        </m:r>
+        <m:func>
+          <m:funcPr>
+            <m:ctrlPr>
+              <w:rPr>
+                <w:rFonts w:ascii="Cambria Math" w:eastAsiaTheme="minorEastAsia" w:hAnsi="Cambria Math"/>
+                <w:i/>
+              </w:rPr>
+            </m:ctrlPr>
+          </m:funcPr>
+          <m:fName>
+            <m:r>
+              <m:rPr>
+                <m:sty m:val="p"/>
+              </m:rPr>
+              <w:rPr>
+                <w:rFonts w:ascii="Cambria Math" w:eastAsiaTheme="minorEastAsia" w:hAnsi="Cambria Math"/>
+              </w:rPr>
+              <m:t>ln</m:t>
+            </m:r>
+          </m:fName>
+          <m:e>
+            <m:r>
+              <w:rPr>
+                <w:rFonts w:ascii="Cambria Math" w:eastAsiaTheme="minorEastAsia" w:hAnsi="Cambria Math"/>
+              </w:rPr>
+              <m:t>W</m:t>
+            </m:r>
+          </m:e>
+        </m:func>
+        <m:r>
+          <w:rPr>
+            <w:rFonts w:ascii="Cambria Math" w:eastAsiaTheme="minorEastAsia" w:hAnsi="Cambria Math"/>
+          </w:rPr>
+          <m:t>≈-0.05</m:t>
+        </m:r>
+      </m:oMath>
+      <w:r>
+        <w:rPr>
+          <w:rFonts w:eastAsiaTheme="minorEastAsia"/>
+        </w:rPr>
+        <w:t xml:space="preserve">. Climate models approximately reproduce this scaling (Fig. 1). </w:t>
+      </w:r>
+    </w:p>
+    <w:p>
+      <w:pPr>
+        <w:rPr>
+          <w:rFonts w:eastAsiaTheme="minorEastAsia"/>
+        </w:rPr>
+      </w:pPr>
+      <w:r>
+        <w:rPr>
+          <w:rFonts w:eastAsiaTheme="minorEastAsia"/>
+        </w:rPr>
+        <w:t xml:space="preserve">The mean subsidence drying </w:t>
+      </w:r>
+      <m:oMath>
+        <m:r>
+          <w:rPr>
+            <w:rFonts w:ascii="Cambria Math" w:eastAsiaTheme="minorEastAsia" w:hAnsi="Cambria Math"/>
+          </w:rPr>
+          <m:t>W</m:t>
+        </m:r>
+        <m:sSub>
+          <m:sSubPr>
+            <m:ctrlPr>
+              <w:rPr>
+                <w:rFonts w:ascii="Cambria Math" w:eastAsiaTheme="minorEastAsia" w:hAnsi="Cambria Math"/>
+                <w:i/>
+              </w:rPr>
+            </m:ctrlPr>
+          </m:sSubPr>
+          <m:e>
+            <m:r>
+              <w:rPr>
+                <w:rFonts w:ascii="Cambria Math" w:eastAsiaTheme="minorEastAsia" w:hAnsi="Cambria Math"/>
+              </w:rPr>
+              <m:t>∂</m:t>
+            </m:r>
+          </m:e>
+          <m:sub>
+            <m:r>
+              <w:rPr>
+                <w:rFonts w:ascii="Cambria Math" w:eastAsiaTheme="minorEastAsia" w:hAnsi="Cambria Math"/>
+              </w:rPr>
+              <m:t>z</m:t>
+            </m:r>
+          </m:sub>
+        </m:sSub>
+        <m:r>
+          <w:rPr>
+            <w:rFonts w:ascii="Cambria Math" w:eastAsiaTheme="minorEastAsia" w:hAnsi="Cambria Math"/>
+          </w:rPr>
+          <m:t>q</m:t>
+        </m:r>
+      </m:oMath>
+      <w:r>
+        <w:rPr>
+          <w:rFonts w:eastAsiaTheme="minorEastAsia"/>
+        </w:rPr>
+        <w:t xml:space="preserve"> in the descending branch of the Hadley compensates the eddy moistening </w:t>
+      </w:r>
+      <m:oMath>
+        <m:r>
+          <w:rPr>
+            <w:rFonts w:ascii="Cambria Math" w:eastAsiaTheme="minorEastAsia" w:hAnsi="Cambria Math"/>
+          </w:rPr>
+          <m:t>M</m:t>
+        </m:r>
+        <m:r>
+          <m:rPr>
+            <m:sty m:val="p"/>
+          </m:rPr>
+          <w:rPr>
+            <w:rFonts w:ascii="Cambria Math" w:eastAsiaTheme="minorEastAsia" w:hAnsi="Cambria Math"/>
+          </w:rPr>
+          <m:t>Δ</m:t>
+        </m:r>
+        <m:r>
+          <w:rPr>
+            <w:rFonts w:ascii="Cambria Math" w:eastAsiaTheme="minorEastAsia" w:hAnsi="Cambria Math"/>
+          </w:rPr>
+          <m:t xml:space="preserve">q </m:t>
+        </m:r>
+      </m:oMath>
+      <w:r>
+        <w:rPr>
+          <w:rFonts w:eastAsiaTheme="minorEastAsia"/>
+        </w:rPr>
+        <w:t>by shallow cumulus eddy mass flux</w:t>
+      </w:r>
+      <w:r>
+        <w:rPr>
+          <w:rFonts w:eastAsiaTheme="minorEastAsia"/>
+        </w:rPr>
+        <w:t>,</w:t>
+      </w:r>
+      <w:r>
+        <w:rPr>
+          <w:rFonts w:eastAsiaTheme="minorEastAsia"/>
+        </w:rPr>
+        <w:br/>
+      </w:r>
+      <m:oMathPara>
+        <m:oMath>
+          <m:r>
+            <w:rPr>
+              <w:rFonts w:ascii="Cambria Math" w:eastAsiaTheme="minorEastAsia" w:hAnsi="Cambria Math"/>
+            </w:rPr>
+            <m:t>d</m:t>
+          </m:r>
+          <m:func>
+            <m:funcPr>
+              <m:ctrlPr>
+                <w:rPr>
+                  <w:rFonts w:ascii="Cambria Math" w:eastAsiaTheme="minorEastAsia" w:hAnsi="Cambria Math"/>
+                  <w:i/>
+                </w:rPr>
+              </m:ctrlPr>
+            </m:funcPr>
+            <m:fName>
+              <m:r>
+                <m:rPr>
+                  <m:sty m:val="p"/>
+                </m:rPr>
+                <w:rPr>
+                  <w:rFonts w:ascii="Cambria Math" w:eastAsiaTheme="minorEastAsia" w:hAnsi="Cambria Math"/>
+                </w:rPr>
+                <m:t>ln</m:t>
+              </m:r>
+            </m:fName>
+            <m:e>
+              <m:r>
+                <w:rPr>
+                  <w:rFonts w:ascii="Cambria Math" w:eastAsiaTheme="minorEastAsia" w:hAnsi="Cambria Math"/>
+                </w:rPr>
+                <m:t>W</m:t>
+              </m:r>
+            </m:e>
+          </m:func>
+          <m:r>
+            <w:rPr>
+              <w:rFonts w:ascii="Cambria Math" w:eastAsiaTheme="minorEastAsia" w:hAnsi="Cambria Math"/>
+            </w:rPr>
+            <m:t>+d</m:t>
+          </m:r>
+          <m:func>
+            <m:funcPr>
+              <m:ctrlPr>
+                <w:rPr>
+                  <w:rFonts w:ascii="Cambria Math" w:eastAsiaTheme="minorEastAsia" w:hAnsi="Cambria Math"/>
+                  <w:i/>
+                </w:rPr>
+              </m:ctrlPr>
+            </m:funcPr>
+            <m:fName>
+              <m:r>
+                <m:rPr>
+                  <m:sty m:val="p"/>
+                </m:rPr>
+                <w:rPr>
+                  <w:rFonts w:ascii="Cambria Math" w:eastAsiaTheme="minorEastAsia" w:hAnsi="Cambria Math"/>
+                </w:rPr>
+                <m:t>ln</m:t>
+              </m:r>
+            </m:fName>
+            <m:e>
+              <m:sSub>
+                <m:sSubPr>
+                  <m:ctrlPr>
+                    <w:rPr>
+                      <w:rFonts w:ascii="Cambria Math" w:eastAsiaTheme="minorEastAsia" w:hAnsi="Cambria Math"/>
+                      <w:i/>
+                    </w:rPr>
+                  </m:ctrlPr>
+                </m:sSubPr>
+                <m:e>
+                  <m:r>
+                    <w:rPr>
+                      <w:rFonts w:ascii="Cambria Math" w:eastAsiaTheme="minorEastAsia" w:hAnsi="Cambria Math"/>
+                    </w:rPr>
+                    <m:t>∂</m:t>
+                  </m:r>
+                </m:e>
+                <m:sub>
+                  <m:r>
+                    <w:rPr>
+                      <w:rFonts w:ascii="Cambria Math" w:eastAsiaTheme="minorEastAsia" w:hAnsi="Cambria Math"/>
+                    </w:rPr>
+                    <m:t>z</m:t>
+                  </m:r>
+                </m:sub>
+              </m:sSub>
+              <m:r>
+                <w:rPr>
+                  <w:rFonts w:ascii="Cambria Math" w:eastAsiaTheme="minorEastAsia" w:hAnsi="Cambria Math"/>
+                </w:rPr>
+                <m:t>q</m:t>
+              </m:r>
+            </m:e>
+          </m:func>
+          <m:r>
+            <w:rPr>
+              <w:rFonts w:ascii="Cambria Math" w:eastAsiaTheme="minorEastAsia" w:hAnsi="Cambria Math"/>
+            </w:rPr>
+            <m:t>=d</m:t>
+          </m:r>
+          <m:func>
+            <m:funcPr>
+              <m:ctrlPr>
+                <w:rPr>
+                  <w:rFonts w:ascii="Cambria Math" w:eastAsiaTheme="minorEastAsia" w:hAnsi="Cambria Math"/>
+                  <w:i/>
+                </w:rPr>
+              </m:ctrlPr>
+            </m:funcPr>
+            <m:fName>
+              <m:r>
+                <m:rPr>
+                  <m:sty m:val="p"/>
+                </m:rPr>
+                <w:rPr>
+                  <w:rFonts w:ascii="Cambria Math" w:eastAsiaTheme="minorEastAsia" w:hAnsi="Cambria Math"/>
+                </w:rPr>
+                <m:t>ln</m:t>
+              </m:r>
+            </m:fName>
+            <m:e>
+              <m:r>
+                <w:rPr>
+                  <w:rFonts w:ascii="Cambria Math" w:eastAsiaTheme="minorEastAsia" w:hAnsi="Cambria Math"/>
+                </w:rPr>
+                <m:t>M</m:t>
+              </m:r>
+            </m:e>
+          </m:func>
+          <m:r>
+            <w:rPr>
+              <w:rFonts w:ascii="Cambria Math" w:eastAsiaTheme="minorEastAsia" w:hAnsi="Cambria Math"/>
+            </w:rPr>
+            <m:t>+d</m:t>
+          </m:r>
+          <m:func>
+            <m:funcPr>
+              <m:ctrlPr>
+                <w:rPr>
+                  <w:rFonts w:ascii="Cambria Math" w:eastAsiaTheme="minorEastAsia" w:hAnsi="Cambria Math"/>
+                  <w:i/>
+                </w:rPr>
+              </m:ctrlPr>
+            </m:funcPr>
+            <m:fName>
+              <m:r>
+                <m:rPr>
+                  <m:sty m:val="p"/>
+                </m:rPr>
+                <w:rPr>
+                  <w:rFonts w:ascii="Cambria Math" w:eastAsiaTheme="minorEastAsia" w:hAnsi="Cambria Math"/>
+                </w:rPr>
+                <m:t>ln</m:t>
+              </m:r>
+            </m:fName>
+            <m:e>
+              <m:r>
+                <m:rPr>
+                  <m:sty m:val="p"/>
+                </m:rPr>
+                <w:rPr>
+                  <w:rFonts w:ascii="Cambria Math" w:eastAsiaTheme="minorEastAsia" w:hAnsi="Cambria Math"/>
+                </w:rPr>
+                <m:t>Δ</m:t>
+              </m:r>
+              <m:r>
+                <w:rPr>
+                  <w:rFonts w:ascii="Cambria Math" w:eastAsiaTheme="minorEastAsia" w:hAnsi="Cambria Math"/>
+                </w:rPr>
+                <m:t>q</m:t>
+              </m:r>
+            </m:e>
+          </m:func>
+          <m:r>
+            <w:rPr>
+              <w:rFonts w:ascii="Cambria Math" w:eastAsiaTheme="minorEastAsia" w:hAnsi="Cambria Math"/>
+            </w:rPr>
+            <m:t>.</m:t>
+          </m:r>
+          <m:r>
+            <m:rPr>
+              <m:sty m:val="p"/>
+            </m:rPr>
+            <w:rPr>
+              <w:rFonts w:eastAsiaTheme="minorEastAsia"/>
+            </w:rPr>
+            <w:br/>
+          </m:r>
+        </m:oMath>
+      </m:oMathPara>
+      <w:r>
+        <w:rPr>
+          <w:rFonts w:eastAsiaTheme="minorEastAsia"/>
+        </w:rPr>
+        <w:t xml:space="preserve">The updraft-environment moisture difference </w:t>
+      </w:r>
+      <m:oMath>
+        <m:r>
+          <m:rPr>
+            <m:sty m:val="p"/>
+          </m:rPr>
+          <w:rPr>
+            <w:rFonts w:ascii="Cambria Math" w:eastAsiaTheme="minorEastAsia" w:hAnsi="Cambria Math"/>
+          </w:rPr>
+          <m:t>Δ</m:t>
+        </m:r>
+        <m:r>
+          <w:rPr>
+            <w:rFonts w:ascii="Cambria Math" w:eastAsiaTheme="minorEastAsia" w:hAnsi="Cambria Math"/>
+          </w:rPr>
+          <m:t>q=</m:t>
+        </m:r>
+        <m:sSub>
+          <m:sSubPr>
+            <m:ctrlPr>
+              <w:rPr>
+                <w:rFonts w:ascii="Cambria Math" w:eastAsiaTheme="minorEastAsia" w:hAnsi="Cambria Math"/>
+                <w:i/>
+              </w:rPr>
+            </m:ctrlPr>
+          </m:sSubPr>
+          <m:e>
+            <m:r>
+              <w:rPr>
+                <w:rFonts w:ascii="Cambria Math" w:eastAsiaTheme="minorEastAsia" w:hAnsi="Cambria Math"/>
+              </w:rPr>
+              <m:t>q</m:t>
+            </m:r>
+          </m:e>
+          <m:sub>
+            <m:r>
+              <w:rPr>
+                <w:rFonts w:ascii="Cambria Math" w:eastAsiaTheme="minorEastAsia" w:hAnsi="Cambria Math"/>
+              </w:rPr>
+              <m:t>up</m:t>
+            </m:r>
+          </m:sub>
+        </m:sSub>
+        <m:r>
+          <w:rPr>
+            <w:rFonts w:ascii="Cambria Math" w:eastAsiaTheme="minorEastAsia" w:hAnsi="Cambria Math"/>
+          </w:rPr>
+          <m:t>-q</m:t>
+        </m:r>
+      </m:oMath>
+      <w:r>
+        <w:rPr>
+          <w:rFonts w:eastAsiaTheme="minorEastAsia"/>
+        </w:rPr>
+        <w:t xml:space="preserve"> is proportional to the vertical gradient of the environment and the entrainment </w:t>
+      </w:r>
+      <m:oMath>
+        <m:r>
+          <w:rPr>
+            <w:rFonts w:ascii="Cambria Math" w:eastAsiaTheme="minorEastAsia" w:hAnsi="Cambria Math"/>
+          </w:rPr>
+          <m:t>ϵ</m:t>
+        </m:r>
+      </m:oMath>
+      <w:r>
+        <w:rPr>
+          <w:rFonts w:eastAsiaTheme="minorEastAsia"/>
+        </w:rPr>
+        <w:t xml:space="preserve"> rate of the updraft </w:t>
+      </w:r>
+      <m:oMath>
+        <m:sSub>
+          <m:sSubPr>
+            <m:ctrlPr>
+              <w:rPr>
+                <w:rFonts w:ascii="Cambria Math" w:eastAsiaTheme="minorEastAsia" w:hAnsi="Cambria Math"/>
+                <w:i/>
+              </w:rPr>
+            </m:ctrlPr>
+          </m:sSubPr>
+          <m:e>
+            <m:r>
+              <w:rPr>
+                <w:rFonts w:ascii="Cambria Math" w:eastAsiaTheme="minorEastAsia" w:hAnsi="Cambria Math"/>
+              </w:rPr>
+              <m:t>∂</m:t>
+            </m:r>
+          </m:e>
+          <m:sub>
+            <m:r>
+              <w:rPr>
+                <w:rFonts w:ascii="Cambria Math" w:eastAsiaTheme="minorEastAsia" w:hAnsi="Cambria Math"/>
+              </w:rPr>
+              <m:t>z</m:t>
+            </m:r>
+          </m:sub>
+        </m:sSub>
+        <m:r>
+          <w:rPr>
+            <w:rFonts w:ascii="Cambria Math" w:eastAsiaTheme="minorEastAsia" w:hAnsi="Cambria Math"/>
+          </w:rPr>
+          <m:t>q=</m:t>
+        </m:r>
+        <m:d>
+          <m:dPr>
+            <m:ctrlPr>
+              <w:rPr>
+                <w:rFonts w:ascii="Cambria Math" w:eastAsiaTheme="minorEastAsia" w:hAnsi="Cambria Math"/>
+                <w:i/>
+              </w:rPr>
+            </m:ctrlPr>
+          </m:dPr>
+          <m:e>
+            <m:sSub>
+              <m:sSubPr>
+                <m:ctrlPr>
+                  <w:rPr>
+                    <w:rFonts w:ascii="Cambria Math" w:eastAsiaTheme="minorEastAsia" w:hAnsi="Cambria Math"/>
+                    <w:i/>
+                  </w:rPr>
+                </m:ctrlPr>
+              </m:sSubPr>
+              <m:e>
+                <m:r>
+                  <w:rPr>
+                    <w:rFonts w:ascii="Cambria Math" w:eastAsiaTheme="minorEastAsia" w:hAnsi="Cambria Math"/>
+                  </w:rPr>
+                  <m:t>∂</m:t>
+                </m:r>
+              </m:e>
+              <m:sub>
+                <m:r>
+                  <w:rPr>
+                    <w:rFonts w:ascii="Cambria Math" w:eastAsiaTheme="minorEastAsia" w:hAnsi="Cambria Math"/>
+                  </w:rPr>
+                  <m:t>z</m:t>
+                </m:r>
+              </m:sub>
+            </m:sSub>
+            <m:r>
+              <w:rPr>
+                <w:rFonts w:ascii="Cambria Math" w:eastAsiaTheme="minorEastAsia" w:hAnsi="Cambria Math"/>
+              </w:rPr>
+              <m:t>+ϵ</m:t>
+            </m:r>
+          </m:e>
+        </m:d>
+        <m:r>
+          <m:rPr>
+            <m:sty m:val="p"/>
+          </m:rPr>
+          <w:rPr>
+            <w:rFonts w:ascii="Cambria Math" w:eastAsiaTheme="minorEastAsia" w:hAnsi="Cambria Math"/>
+          </w:rPr>
+          <m:t>Δ</m:t>
+        </m:r>
+        <m:r>
+          <w:rPr>
+            <w:rFonts w:ascii="Cambria Math" w:eastAsiaTheme="minorEastAsia" w:hAnsi="Cambria Math"/>
+          </w:rPr>
+          <m:t>q</m:t>
+        </m:r>
+      </m:oMath>
+      <w:r>
+        <w:rPr>
+          <w:rFonts w:eastAsiaTheme="minorEastAsia"/>
+        </w:rPr>
+        <w:t>, so we expect the gradient and the updraft-environment difference to be nearly proportional,</w:t>
+      </w:r>
+      <w:r>
+        <w:rPr>
+          <w:rFonts w:eastAsiaTheme="minorEastAsia"/>
+        </w:rPr>
+        <w:br/>
+      </w:r>
+      <m:oMath>
+        <m:r>
+          <w:rPr>
+            <w:rFonts w:ascii="Cambria Math" w:eastAsiaTheme="minorEastAsia" w:hAnsi="Cambria Math"/>
+          </w:rPr>
+          <m:t>d</m:t>
+        </m:r>
+        <m:func>
+          <m:funcPr>
+            <m:ctrlPr>
+              <w:rPr>
+                <w:rFonts w:ascii="Cambria Math" w:eastAsiaTheme="minorEastAsia" w:hAnsi="Cambria Math"/>
+                <w:i/>
+              </w:rPr>
+            </m:ctrlPr>
+          </m:funcPr>
+          <m:fName>
+            <m:r>
+              <m:rPr>
+                <m:sty m:val="p"/>
+              </m:rPr>
+              <w:rPr>
+                <w:rFonts w:ascii="Cambria Math" w:eastAsiaTheme="minorEastAsia" w:hAnsi="Cambria Math"/>
+              </w:rPr>
+              <m:t>ln</m:t>
+            </m:r>
+          </m:fName>
+          <m:e>
+            <m:sSub>
+              <m:sSubPr>
+                <m:ctrlPr>
+                  <w:rPr>
+                    <w:rFonts w:ascii="Cambria Math" w:eastAsiaTheme="minorEastAsia" w:hAnsi="Cambria Math"/>
+                    <w:i/>
+                  </w:rPr>
+                </m:ctrlPr>
+              </m:sSubPr>
+              <m:e>
+                <m:r>
+                  <w:rPr>
+                    <w:rFonts w:ascii="Cambria Math" w:eastAsiaTheme="minorEastAsia" w:hAnsi="Cambria Math"/>
+                  </w:rPr>
+                  <m:t>∂</m:t>
+                </m:r>
+              </m:e>
+              <m:sub>
+                <m:r>
+                  <w:rPr>
+                    <w:rFonts w:ascii="Cambria Math" w:eastAsiaTheme="minorEastAsia" w:hAnsi="Cambria Math"/>
+                  </w:rPr>
+                  <m:t>z</m:t>
+                </m:r>
+              </m:sub>
+            </m:sSub>
+            <m:r>
+              <w:rPr>
+                <w:rFonts w:ascii="Cambria Math" w:eastAsiaTheme="minorEastAsia" w:hAnsi="Cambria Math"/>
+              </w:rPr>
+              <m:t>q</m:t>
+            </m:r>
+          </m:e>
+        </m:func>
+        <m:r>
+          <w:rPr>
+            <w:rFonts w:ascii="Cambria Math" w:eastAsiaTheme="minorEastAsia" w:hAnsi="Cambria Math"/>
+          </w:rPr>
+          <m:t>=d</m:t>
+        </m:r>
+        <m:func>
+          <m:funcPr>
+            <m:ctrlPr>
+              <w:rPr>
+                <w:rFonts w:ascii="Cambria Math" w:eastAsiaTheme="minorEastAsia" w:hAnsi="Cambria Math"/>
+                <w:i/>
+              </w:rPr>
+            </m:ctrlPr>
+          </m:funcPr>
+          <m:fName>
+            <m:r>
+              <m:rPr>
+                <m:sty m:val="p"/>
+              </m:rPr>
+              <w:rPr>
+                <w:rFonts w:ascii="Cambria Math" w:eastAsiaTheme="minorEastAsia" w:hAnsi="Cambria Math"/>
+              </w:rPr>
+              <m:t>ln</m:t>
+            </m:r>
+          </m:fName>
+          <m:e>
+            <m:r>
+              <m:rPr>
+                <m:sty m:val="p"/>
+              </m:rPr>
+              <w:rPr>
+                <w:rFonts w:ascii="Cambria Math" w:eastAsiaTheme="minorEastAsia" w:hAnsi="Cambria Math"/>
+              </w:rPr>
+              <m:t>Δ</m:t>
+            </m:r>
+            <m:r>
+              <w:rPr>
+                <w:rFonts w:ascii="Cambria Math" w:eastAsiaTheme="minorEastAsia" w:hAnsi="Cambria Math"/>
+              </w:rPr>
+              <m:t>q</m:t>
+            </m:r>
+          </m:e>
+        </m:func>
+        <m:r>
+          <w:rPr>
+            <w:rFonts w:ascii="Cambria Math" w:eastAsiaTheme="minorEastAsia" w:hAnsi="Cambria Math"/>
+          </w:rPr>
+          <m:t>,</m:t>
+        </m:r>
+      </m:oMath>
+      <w:r>
+        <w:rPr>
+          <w:rFonts w:eastAsiaTheme="minorEastAsia"/>
+        </w:rPr>
+        <w:t xml:space="preserve"> and</w:t>
+      </w:r>
+      <w:r>
+        <w:rPr>
+          <w:rFonts w:eastAsiaTheme="minorEastAsia"/>
+        </w:rPr>
+        <w:br/>
+      </w:r>
+      <m:oMathPara>
+        <m:oMath>
+          <m:r>
+            <w:rPr>
+              <w:rFonts w:ascii="Cambria Math" w:eastAsiaTheme="minorEastAsia" w:hAnsi="Cambria Math"/>
+            </w:rPr>
+            <m:t>d</m:t>
+          </m:r>
+          <m:func>
+            <m:funcPr>
+              <m:ctrlPr>
+                <w:rPr>
+                  <w:rFonts w:ascii="Cambria Math" w:eastAsiaTheme="minorEastAsia" w:hAnsi="Cambria Math"/>
+                  <w:i/>
+                </w:rPr>
+              </m:ctrlPr>
+            </m:funcPr>
+            <m:fName>
+              <m:r>
+                <m:rPr>
+                  <m:sty m:val="p"/>
+                </m:rPr>
+                <w:rPr>
+                  <w:rFonts w:ascii="Cambria Math" w:eastAsiaTheme="minorEastAsia" w:hAnsi="Cambria Math"/>
+                </w:rPr>
+                <m:t>ln</m:t>
+              </m:r>
+            </m:fName>
+            <m:e>
+              <m:r>
+                <w:rPr>
+                  <w:rFonts w:ascii="Cambria Math" w:eastAsiaTheme="minorEastAsia" w:hAnsi="Cambria Math"/>
+                </w:rPr>
+                <m:t>W</m:t>
+              </m:r>
+            </m:e>
+          </m:func>
+          <m:r>
+            <w:rPr>
+              <w:rFonts w:ascii="Cambria Math" w:eastAsiaTheme="minorEastAsia" w:hAnsi="Cambria Math"/>
+            </w:rPr>
+            <m:t>≈d</m:t>
+          </m:r>
+          <m:func>
+            <m:funcPr>
+              <m:ctrlPr>
+                <w:rPr>
+                  <w:rFonts w:ascii="Cambria Math" w:eastAsiaTheme="minorEastAsia" w:hAnsi="Cambria Math"/>
+                  <w:i/>
+                </w:rPr>
+              </m:ctrlPr>
+            </m:funcPr>
+            <m:fName>
+              <m:r>
+                <m:rPr>
+                  <m:sty m:val="p"/>
+                </m:rPr>
+                <w:rPr>
+                  <w:rFonts w:ascii="Cambria Math" w:eastAsiaTheme="minorEastAsia" w:hAnsi="Cambria Math"/>
+                </w:rPr>
+                <m:t>ln</m:t>
+              </m:r>
+            </m:fName>
+            <m:e>
+              <m:r>
+                <w:rPr>
+                  <w:rFonts w:ascii="Cambria Math" w:eastAsiaTheme="minorEastAsia" w:hAnsi="Cambria Math"/>
+                </w:rPr>
+                <m:t>M</m:t>
+              </m:r>
+            </m:e>
+          </m:func>
+          <m:r>
+            <w:rPr>
+              <w:rFonts w:ascii="Cambria Math" w:eastAsiaTheme="minorEastAsia" w:hAnsi="Cambria Math"/>
+            </w:rPr>
+            <m:t>.</m:t>
+          </m:r>
+        </m:oMath>
+      </m:oMathPara>
+    </w:p>
+    <w:p>
+      <w:pPr>
+        <w:rPr>
+          <w:rFonts w:eastAsiaTheme="minorEastAsia"/>
+        </w:rPr>
+      </w:pPr>
+      <w:r>
+        <w:rPr>
+          <w:rFonts w:eastAsiaTheme="minorEastAsia"/>
+        </w:rPr>
+        <w:t xml:space="preserve">Mass flux </w:t>
+      </w:r>
+      <m:oMath>
+        <m:r>
+          <w:rPr>
+            <w:rFonts w:ascii="Cambria Math" w:eastAsiaTheme="minorEastAsia" w:hAnsi="Cambria Math"/>
+          </w:rPr>
+          <m:t>M=aw</m:t>
+        </m:r>
+      </m:oMath>
+      <w:r>
+        <w:rPr>
+          <w:rFonts w:eastAsiaTheme="minorEastAsia"/>
+        </w:rPr>
+        <w:t xml:space="preserve"> is the product of cloud area and updraft. </w:t>
+      </w:r>
+      <w:r>
+        <w:rPr>
+          <w:rFonts w:eastAsiaTheme="minorEastAsia"/>
+        </w:rPr>
+        <w:t>Cloud ar</w:t>
+      </w:r>
+      <w:r>
+        <w:rPr>
+          <w:rFonts w:eastAsiaTheme="minorEastAsia"/>
+        </w:rPr>
+        <w:t xml:space="preserve">ea fraction </w:t>
+      </w:r>
+      <m:oMath>
+        <m:r>
+          <w:rPr>
+            <w:rFonts w:ascii="Cambria Math" w:eastAsiaTheme="minorEastAsia" w:hAnsi="Cambria Math"/>
+          </w:rPr>
+          <m:t>C=Aa</m:t>
+        </m:r>
+      </m:oMath>
+      <w:r>
+        <w:rPr>
+          <w:rFonts w:eastAsiaTheme="minorEastAsia"/>
+        </w:rPr>
+        <w:t xml:space="preserve">, where </w:t>
+      </w:r>
+      <m:oMath>
+        <m:r>
+          <w:rPr>
+            <w:rFonts w:ascii="Cambria Math" w:eastAsiaTheme="minorEastAsia" w:hAnsi="Cambria Math"/>
+          </w:rPr>
+          <m:t>A&gt;1</m:t>
+        </m:r>
+      </m:oMath>
+      <w:r>
+        <w:rPr>
+          <w:rFonts w:eastAsiaTheme="minorEastAsia"/>
+        </w:rPr>
+        <w:t xml:space="preserve"> is the augmentation of cloud area compared to updraft area fraction </w:t>
+      </w:r>
+      <m:oMath>
+        <m:r>
+          <w:rPr>
+            <w:rFonts w:ascii="Cambria Math" w:eastAsiaTheme="minorEastAsia" w:hAnsi="Cambria Math"/>
+          </w:rPr>
+          <m:t>a</m:t>
+        </m:r>
+      </m:oMath>
+      <w:r>
+        <w:rPr>
+          <w:rFonts w:eastAsiaTheme="minorEastAsia"/>
+        </w:rPr>
+        <w:t>.</w:t>
+      </w:r>
+      <w:r>
+        <w:rPr>
+          <w:rFonts w:eastAsiaTheme="minorEastAsia"/>
+        </w:rPr>
+        <w:br/>
+      </w:r>
+      <m:oMathPara>
+        <m:oMath>
+          <m:r>
+            <w:rPr>
+              <w:rFonts w:ascii="Cambria Math" w:eastAsiaTheme="minorEastAsia" w:hAnsi="Cambria Math"/>
+            </w:rPr>
+            <m:t>d</m:t>
+          </m:r>
+          <m:func>
+            <m:funcPr>
+              <m:ctrlPr>
+                <w:rPr>
+                  <w:rFonts w:ascii="Cambria Math" w:eastAsiaTheme="minorEastAsia" w:hAnsi="Cambria Math"/>
+                  <w:i/>
+                </w:rPr>
+              </m:ctrlPr>
+            </m:funcPr>
+            <m:fName>
+              <m:r>
+                <m:rPr>
+                  <m:sty m:val="p"/>
+                </m:rPr>
+                <w:rPr>
+                  <w:rFonts w:ascii="Cambria Math" w:eastAsiaTheme="minorEastAsia" w:hAnsi="Cambria Math"/>
+                </w:rPr>
+                <m:t>ln</m:t>
+              </m:r>
+            </m:fName>
+            <m:e>
+              <m:r>
+                <w:rPr>
+                  <w:rFonts w:ascii="Cambria Math" w:eastAsiaTheme="minorEastAsia" w:hAnsi="Cambria Math"/>
+                </w:rPr>
+                <m:t>C</m:t>
+              </m:r>
+            </m:e>
+          </m:func>
+          <m:r>
+            <w:rPr>
+              <w:rFonts w:ascii="Cambria Math" w:eastAsiaTheme="minorEastAsia" w:hAnsi="Cambria Math"/>
+            </w:rPr>
+            <m:t>=d</m:t>
+          </m:r>
+          <m:func>
+            <m:funcPr>
+              <m:ctrlPr>
+                <w:rPr>
+                  <w:rFonts w:ascii="Cambria Math" w:eastAsiaTheme="minorEastAsia" w:hAnsi="Cambria Math"/>
+                  <w:i/>
+                </w:rPr>
+              </m:ctrlPr>
+            </m:funcPr>
+            <m:fName>
+              <m:r>
+                <m:rPr>
+                  <m:sty m:val="p"/>
+                </m:rPr>
+                <w:rPr>
+                  <w:rFonts w:ascii="Cambria Math" w:eastAsiaTheme="minorEastAsia" w:hAnsi="Cambria Math"/>
+                </w:rPr>
+                <m:t>ln</m:t>
+              </m:r>
+            </m:fName>
+            <m:e>
+              <m:r>
+                <w:rPr>
+                  <w:rFonts w:ascii="Cambria Math" w:eastAsiaTheme="minorEastAsia" w:hAnsi="Cambria Math"/>
+                </w:rPr>
+                <m:t>a</m:t>
+              </m:r>
+            </m:e>
+          </m:func>
+          <m:r>
+            <w:rPr>
+              <w:rFonts w:ascii="Cambria Math" w:eastAsiaTheme="minorEastAsia" w:hAnsi="Cambria Math"/>
+            </w:rPr>
+            <m:t>+d</m:t>
+          </m:r>
+          <m:func>
+            <m:funcPr>
+              <m:ctrlPr>
+                <w:rPr>
+                  <w:rFonts w:ascii="Cambria Math" w:eastAsiaTheme="minorEastAsia" w:hAnsi="Cambria Math"/>
+                  <w:i/>
+                </w:rPr>
+              </m:ctrlPr>
+            </m:funcPr>
+            <m:fName>
+              <m:r>
+                <m:rPr>
+                  <m:sty m:val="p"/>
+                </m:rPr>
+                <w:rPr>
+                  <w:rFonts w:ascii="Cambria Math" w:eastAsiaTheme="minorEastAsia" w:hAnsi="Cambria Math"/>
+                </w:rPr>
+                <m:t>ln</m:t>
+              </m:r>
+            </m:fName>
+            <m:e>
+              <m:r>
+                <w:rPr>
+                  <w:rFonts w:ascii="Cambria Math" w:eastAsiaTheme="minorEastAsia" w:hAnsi="Cambria Math"/>
+                </w:rPr>
+                <m:t>A</m:t>
+              </m:r>
+            </m:e>
+          </m:func>
+          <m:r>
+            <w:rPr>
+              <w:rFonts w:ascii="Cambria Math" w:eastAsiaTheme="minorEastAsia" w:hAnsi="Cambria Math"/>
+            </w:rPr>
+            <m:t>=d</m:t>
+          </m:r>
+          <m:func>
+            <m:funcPr>
+              <m:ctrlPr>
+                <w:rPr>
+                  <w:rFonts w:ascii="Cambria Math" w:eastAsiaTheme="minorEastAsia" w:hAnsi="Cambria Math"/>
+                  <w:i/>
+                </w:rPr>
+              </m:ctrlPr>
+            </m:funcPr>
+            <m:fName>
+              <m:r>
+                <m:rPr>
+                  <m:sty m:val="p"/>
+                </m:rPr>
+                <w:rPr>
+                  <w:rFonts w:ascii="Cambria Math" w:eastAsiaTheme="minorEastAsia" w:hAnsi="Cambria Math"/>
+                </w:rPr>
+                <m:t>ln</m:t>
+              </m:r>
+            </m:fName>
+            <m:e>
+              <m:r>
+                <w:rPr>
+                  <w:rFonts w:ascii="Cambria Math" w:eastAsiaTheme="minorEastAsia" w:hAnsi="Cambria Math"/>
+                </w:rPr>
+                <m:t>M</m:t>
+              </m:r>
+            </m:e>
+          </m:func>
+          <m:r>
+            <w:rPr>
+              <w:rFonts w:ascii="Cambria Math" w:eastAsiaTheme="minorEastAsia" w:hAnsi="Cambria Math"/>
+            </w:rPr>
+            <m:t>-d</m:t>
+          </m:r>
+          <m:func>
+            <m:funcPr>
+              <m:ctrlPr>
+                <w:rPr>
+                  <w:rFonts w:ascii="Cambria Math" w:eastAsiaTheme="minorEastAsia" w:hAnsi="Cambria Math"/>
+                  <w:i/>
+                </w:rPr>
+              </m:ctrlPr>
+            </m:funcPr>
+            <m:fName>
+              <m:r>
+                <m:rPr>
+                  <m:sty m:val="p"/>
+                </m:rPr>
+                <w:rPr>
+                  <w:rFonts w:ascii="Cambria Math" w:eastAsiaTheme="minorEastAsia" w:hAnsi="Cambria Math"/>
+                </w:rPr>
+                <m:t>ln</m:t>
+              </m:r>
+            </m:fName>
+            <m:e>
+              <m:r>
+                <w:rPr>
+                  <w:rFonts w:ascii="Cambria Math" w:eastAsiaTheme="minorEastAsia" w:hAnsi="Cambria Math"/>
+                </w:rPr>
+                <m:t>w</m:t>
+              </m:r>
+            </m:e>
+          </m:func>
+          <m:r>
+            <w:rPr>
+              <w:rFonts w:ascii="Cambria Math" w:eastAsiaTheme="minorEastAsia" w:hAnsi="Cambria Math"/>
+            </w:rPr>
+            <m:t>+d</m:t>
+          </m:r>
+          <m:func>
+            <m:funcPr>
+              <m:ctrlPr>
+                <w:rPr>
+                  <w:rFonts w:ascii="Cambria Math" w:eastAsiaTheme="minorEastAsia" w:hAnsi="Cambria Math"/>
+                  <w:i/>
+                </w:rPr>
+              </m:ctrlPr>
+            </m:funcPr>
+            <m:fName>
+              <m:r>
+                <m:rPr>
+                  <m:sty m:val="p"/>
+                </m:rPr>
+                <w:rPr>
+                  <w:rFonts w:ascii="Cambria Math" w:eastAsiaTheme="minorEastAsia" w:hAnsi="Cambria Math"/>
+                </w:rPr>
+                <m:t>ln</m:t>
+              </m:r>
+            </m:fName>
+            <m:e>
+              <m:r>
+                <w:rPr>
+                  <w:rFonts w:ascii="Cambria Math" w:eastAsiaTheme="minorEastAsia" w:hAnsi="Cambria Math"/>
+                </w:rPr>
+                <m:t>A</m:t>
+              </m:r>
+            </m:e>
+          </m:func>
+        </m:oMath>
+      </m:oMathPara>
+    </w:p>
+    <w:p>
+      <w:pPr>
+        <w:rPr>
+          <w:rFonts w:eastAsiaTheme="minorEastAsia"/>
+        </w:rPr>
+      </w:pPr>
+      <w:r>
+        <w:rPr>
+          <w:rFonts w:eastAsiaTheme="minorEastAsia"/>
+        </w:rPr>
+        <w:t xml:space="preserve">The </w:t>
+      </w:r>
+      <w:r>
+        <w:rPr>
+          <w:rFonts w:eastAsiaTheme="minorEastAsia"/>
+        </w:rPr>
+        <w:t>last</w:t>
+      </w:r>
+      <w:r>
+        <w:rPr>
+          <w:rFonts w:eastAsiaTheme="minorEastAsia"/>
+        </w:rPr>
+        <w:t xml:space="preserve"> two terms, augmentation and updraft speed, are due to internal cloud changes. They are not obviously constrained by climate in any way, but they could change.</w:t>
+      </w:r>
+    </w:p>
+    <w:p>
+      <w:pPr>
+        <w:rPr>
+          <w:rFonts w:eastAsiaTheme="minorEastAsia"/>
+        </w:rPr>
+      </w:pPr>
+      <m:oMathPara>
+        <m:oMath>
+          <m:r>
+            <w:rPr>
+              <w:rFonts w:ascii="Cambria Math" w:eastAsiaTheme="minorEastAsia" w:hAnsi="Cambria Math"/>
+            </w:rPr>
+            <m:t>d</m:t>
+          </m:r>
+          <m:func>
+            <m:funcPr>
+              <m:ctrlPr>
+                <w:rPr>
+                  <w:rFonts w:ascii="Cambria Math" w:eastAsiaTheme="minorEastAsia" w:hAnsi="Cambria Math"/>
+                  <w:i/>
+                </w:rPr>
+              </m:ctrlPr>
+            </m:funcPr>
+            <m:fName>
+              <m:r>
+                <m:rPr>
+                  <m:sty m:val="p"/>
+                </m:rPr>
+                <w:rPr>
+                  <w:rFonts w:ascii="Cambria Math" w:eastAsiaTheme="minorEastAsia" w:hAnsi="Cambria Math"/>
+                </w:rPr>
+                <m:t>ln</m:t>
+              </m:r>
+            </m:fName>
+            <m:e>
+              <m:r>
+                <w:rPr>
+                  <w:rFonts w:ascii="Cambria Math" w:eastAsiaTheme="minorEastAsia" w:hAnsi="Cambria Math"/>
+                </w:rPr>
+                <m:t>C</m:t>
+              </m:r>
+            </m:e>
+          </m:func>
+          <m:r>
+            <w:rPr>
+              <w:rFonts w:ascii="Cambria Math" w:eastAsiaTheme="minorEastAsia" w:hAnsi="Cambria Math"/>
+            </w:rPr>
+            <m:t>=d</m:t>
+          </m:r>
+          <m:func>
+            <m:funcPr>
+              <m:ctrlPr>
+                <w:rPr>
+                  <w:rFonts w:ascii="Cambria Math" w:eastAsiaTheme="minorEastAsia" w:hAnsi="Cambria Math"/>
+                  <w:i/>
+                </w:rPr>
+              </m:ctrlPr>
+            </m:funcPr>
+            <m:fName>
+              <m:r>
+                <m:rPr>
+                  <m:sty m:val="p"/>
+                </m:rPr>
+                <w:rPr>
+                  <w:rFonts w:ascii="Cambria Math" w:eastAsiaTheme="minorEastAsia" w:hAnsi="Cambria Math"/>
+                </w:rPr>
+                <m:t>ln</m:t>
+              </m:r>
+            </m:fName>
+            <m:e>
+              <m:r>
+                <w:rPr>
+                  <w:rFonts w:ascii="Cambria Math" w:eastAsiaTheme="minorEastAsia" w:hAnsi="Cambria Math"/>
+                </w:rPr>
+                <m:t>W</m:t>
+              </m:r>
+            </m:e>
+          </m:func>
+          <m:r>
+            <w:rPr>
+              <w:rFonts w:ascii="Cambria Math" w:eastAsiaTheme="minorEastAsia" w:hAnsi="Cambria Math"/>
+            </w:rPr>
+            <m:t>+d</m:t>
+          </m:r>
+          <m:func>
+            <m:funcPr>
+              <m:ctrlPr>
+                <w:rPr>
+                  <w:rFonts w:ascii="Cambria Math" w:eastAsiaTheme="minorEastAsia" w:hAnsi="Cambria Math"/>
+                  <w:i/>
+                </w:rPr>
+              </m:ctrlPr>
+            </m:funcPr>
+            <m:fName>
+              <m:r>
+                <m:rPr>
+                  <m:sty m:val="p"/>
+                </m:rPr>
+                <w:rPr>
+                  <w:rFonts w:ascii="Cambria Math" w:eastAsiaTheme="minorEastAsia" w:hAnsi="Cambria Math"/>
+                </w:rPr>
+                <m:t>ln</m:t>
+              </m:r>
+            </m:fName>
+            <m:e>
+              <m:sSub>
+                <m:sSubPr>
+                  <m:ctrlPr>
+                    <w:rPr>
+                      <w:rFonts w:ascii="Cambria Math" w:eastAsiaTheme="minorEastAsia" w:hAnsi="Cambria Math"/>
+                      <w:i/>
+                    </w:rPr>
+                  </m:ctrlPr>
+                </m:sSubPr>
+                <m:e>
+                  <m:r>
+                    <w:rPr>
+                      <w:rFonts w:ascii="Cambria Math" w:eastAsiaTheme="minorEastAsia" w:hAnsi="Cambria Math"/>
+                    </w:rPr>
+                    <m:t>∂</m:t>
+                  </m:r>
+                </m:e>
+                <m:sub>
+                  <m:r>
+                    <w:rPr>
+                      <w:rFonts w:ascii="Cambria Math" w:eastAsiaTheme="minorEastAsia" w:hAnsi="Cambria Math"/>
+                    </w:rPr>
+                    <m:t>z</m:t>
+                  </m:r>
+                </m:sub>
+              </m:sSub>
+              <m:r>
+                <w:rPr>
+                  <w:rFonts w:ascii="Cambria Math" w:eastAsiaTheme="minorEastAsia" w:hAnsi="Cambria Math"/>
+                </w:rPr>
+                <m:t>q</m:t>
+              </m:r>
+            </m:e>
+          </m:func>
+          <m:r>
+            <w:rPr>
+              <w:rFonts w:ascii="Cambria Math" w:eastAsiaTheme="minorEastAsia" w:hAnsi="Cambria Math"/>
+            </w:rPr>
+            <m:t>-d</m:t>
+          </m:r>
+          <m:func>
+            <m:funcPr>
+              <m:ctrlPr>
+                <w:rPr>
+                  <w:rFonts w:ascii="Cambria Math" w:eastAsiaTheme="minorEastAsia" w:hAnsi="Cambria Math"/>
+                  <w:i/>
+                </w:rPr>
+              </m:ctrlPr>
+            </m:funcPr>
+            <m:fName>
+              <m:r>
+                <m:rPr>
+                  <m:sty m:val="p"/>
+                </m:rPr>
+                <w:rPr>
+                  <w:rFonts w:ascii="Cambria Math" w:eastAsiaTheme="minorEastAsia" w:hAnsi="Cambria Math"/>
+                </w:rPr>
+                <m:t>ln</m:t>
+              </m:r>
+            </m:fName>
+            <m:e>
+              <m:r>
+                <m:rPr>
+                  <m:sty m:val="p"/>
+                </m:rPr>
+                <w:rPr>
+                  <w:rFonts w:ascii="Cambria Math" w:eastAsiaTheme="minorEastAsia" w:hAnsi="Cambria Math"/>
+                </w:rPr>
+                <m:t>Δ</m:t>
+              </m:r>
+              <m:r>
+                <w:rPr>
+                  <w:rFonts w:ascii="Cambria Math" w:eastAsiaTheme="minorEastAsia" w:hAnsi="Cambria Math"/>
+                </w:rPr>
+                <m:t>q</m:t>
+              </m:r>
+            </m:e>
+          </m:func>
+          <m:r>
+            <w:rPr>
+              <w:rFonts w:ascii="Cambria Math" w:eastAsiaTheme="minorEastAsia" w:hAnsi="Cambria Math"/>
+            </w:rPr>
+            <m:t>+d</m:t>
+          </m:r>
+          <m:func>
+            <m:funcPr>
+              <m:ctrlPr>
+                <w:rPr>
+                  <w:rFonts w:ascii="Cambria Math" w:eastAsiaTheme="minorEastAsia" w:hAnsi="Cambria Math"/>
+                  <w:i/>
+                </w:rPr>
+              </m:ctrlPr>
+            </m:funcPr>
+            <m:fName>
+              <m:r>
+                <m:rPr>
+                  <m:sty m:val="p"/>
+                </m:rPr>
+                <w:rPr>
+                  <w:rFonts w:ascii="Cambria Math" w:eastAsiaTheme="minorEastAsia" w:hAnsi="Cambria Math"/>
+                </w:rPr>
+                <m:t>ln</m:t>
+              </m:r>
+            </m:fName>
+            <m:e>
+              <m:r>
+                <w:rPr>
+                  <w:rFonts w:ascii="Cambria Math" w:eastAsiaTheme="minorEastAsia" w:hAnsi="Cambria Math"/>
+                </w:rPr>
+                <m:t>A</m:t>
+              </m:r>
+            </m:e>
+          </m:func>
+          <m:r>
+            <w:rPr>
+              <w:rFonts w:ascii="Cambria Math" w:eastAsiaTheme="minorEastAsia" w:hAnsi="Cambria Math"/>
+            </w:rPr>
+            <m:t>-d</m:t>
+          </m:r>
+          <m:func>
+            <m:funcPr>
+              <m:ctrlPr>
+                <w:rPr>
+                  <w:rFonts w:ascii="Cambria Math" w:eastAsiaTheme="minorEastAsia" w:hAnsi="Cambria Math"/>
+                  <w:i/>
+                </w:rPr>
+              </m:ctrlPr>
+            </m:funcPr>
+            <m:fName>
+              <m:r>
+                <m:rPr>
+                  <m:sty m:val="p"/>
+                </m:rPr>
+                <w:rPr>
+                  <w:rFonts w:ascii="Cambria Math" w:eastAsiaTheme="minorEastAsia" w:hAnsi="Cambria Math"/>
+                </w:rPr>
+                <m:t>ln</m:t>
+              </m:r>
+            </m:fName>
+            <m:e>
+              <m:r>
+                <w:rPr>
+                  <w:rFonts w:ascii="Cambria Math" w:eastAsiaTheme="minorEastAsia" w:hAnsi="Cambria Math"/>
+                </w:rPr>
+                <m:t>w</m:t>
+              </m:r>
+            </m:e>
+          </m:func>
+        </m:oMath>
+      </m:oMathPara>
+    </w:p>
+    <w:p>
+      <w:pPr>
+        <w:rPr>
+          <w:rFonts w:eastAsiaTheme="minorEastAsia"/>
+        </w:rPr>
+      </w:pPr>
+      <w:r>
+        <w:rPr>
+          <w:rFonts w:eastAsiaTheme="minorEastAsia"/>
+        </w:rPr>
+        <w:t>From this line of reasoning, we assert cloud fraction in the shallow cumulus regions depends mainly on subsidence from the mean circulation.</w:t>
+      </w:r>
+    </w:p>
+    <w:p>
+      <w:pPr>
+        <w:rPr>
+          <w:rFonts w:eastAsiaTheme="minorEastAsia"/>
+        </w:rPr>
+      </w:pPr>
     </w:p>
     <w:sectPr>
       <w:footerReference w:type="even" r:id="rId6"/>

--- a/doc/mesoscale-vs-desiccation.docx
+++ b/doc/mesoscale-vs-desiccation.docx
@@ -16,7 +16,13 @@
         <w:t xml:space="preserve"> balance </w:t>
       </w:r>
       <w:r>
-        <w:t xml:space="preserve">(DyM) </w:t>
+        <w:t>(D</w:t>
+      </w:r>
+      <w:r>
+        <w:t>I</w:t>
+      </w:r>
+      <w:r>
+        <w:t xml:space="preserve">M) </w:t>
       </w:r>
       <w:r>
         <w:t>explains shallow cumulus cloud feedback</w:t>

--- a/doc/mesoscale-vs-desiccation.docx
+++ b/doc/mesoscale-vs-desiccation.docx
@@ -91,7 +91,13 @@
         <w:t xml:space="preserve"> the relative humidity of the shallow cumulus layer</w:t>
       </w:r>
       <w:r>
-        <w:t>, yet c</w:t>
+        <w:t xml:space="preserve">, yet </w:t>
+      </w:r>
+      <w:r>
+        <w:t xml:space="preserve">models that reproduce the observed mesoscale </w:t>
+      </w:r>
+      <w:r>
+        <w:t>c</w:t>
       </w:r>
       <w:r>
         <w:t>orrelat</w:t>
@@ -103,7 +109,13 @@
         <w:t xml:space="preserve"> </w:t>
       </w:r>
       <w:r>
-        <w:t xml:space="preserve">cloud fraction and </w:t>
+        <w:t xml:space="preserve">cloud fraction </w:t>
+      </w:r>
+      <w:r>
+        <w:t>to</w:t>
+      </w:r>
+      <w:r>
+        <w:t xml:space="preserve"> </w:t>
       </w:r>
       <w:r>
         <w:t>c</w:t>
@@ -112,52 +124,72 @@
         <w:t xml:space="preserve">loud-base mass flux </w:t>
       </w:r>
       <w:r>
-        <w:t xml:space="preserve">apparently </w:t>
-      </w:r>
-      <w:r>
-        <w:t>refut</w:t>
-      </w:r>
-      <w:r>
-        <w:t>e</w:t>
-      </w:r>
-      <w:r>
-        <w:t>s</w:t>
-      </w:r>
-      <w:r>
+        <w:t xml:space="preserve">have weaker cloud </w:t>
+      </w:r>
+      <w:proofErr w:type="gramStart"/>
+      <w:r>
+        <w:t>feedbacks</w:t>
+      </w:r>
+      <w:proofErr w:type="gramEnd"/>
+      <w:r>
+        <w:t xml:space="preserve">, suggesting their clouds are relatively insensitive </w:t>
+      </w:r>
+      <w:r>
+        <w:t>desic</w:t>
+      </w:r>
+      <w:r>
+        <w:t>c</w:t>
+      </w:r>
+      <w:r>
+        <w:t>ation</w:t>
+      </w:r>
+      <w:r>
+        <w:t xml:space="preserve"> by mixing</w:t>
+      </w:r>
+      <w:r>
+        <w:t xml:space="preserve">. </w:t>
+      </w:r>
+      <w:r>
+        <w:rPr>
+          <w:color w:val="EE0000"/>
+        </w:rPr>
+        <w:t>Here w</w:t>
+      </w:r>
+      <w:r>
+        <w:rPr>
+          <w:color w:val="EE0000"/>
+        </w:rPr>
+        <w:t xml:space="preserve">e </w:t>
+      </w:r>
+      <w:r>
+        <w:rPr>
+          <w:color w:val="EE0000"/>
+        </w:rPr>
+        <w:t>calculate</w:t>
+      </w:r>
+      <w:r>
+        <w:rPr>
+          <w:color w:val="EE0000"/>
+        </w:rPr>
         <w:t xml:space="preserve"> </w:t>
       </w:r>
       <w:r>
-        <w:t xml:space="preserve">this </w:t>
-      </w:r>
-      <w:r>
-        <w:t>mixing-desic</w:t>
-      </w:r>
-      <w:r>
-        <w:t>c</w:t>
-      </w:r>
-      <w:r>
-        <w:t>ation</w:t>
-      </w:r>
-      <w:r>
-        <w:t xml:space="preserve">. </w:t>
-      </w:r>
-      <w:r>
         <w:rPr>
           <w:color w:val="EE0000"/>
         </w:rPr>
-        <w:t>Here w</w:t>
+        <w:t xml:space="preserve">shallow cumulus </w:t>
       </w:r>
       <w:r>
         <w:rPr>
           <w:color w:val="EE0000"/>
         </w:rPr>
-        <w:t xml:space="preserve">e </w:t>
+        <w:t xml:space="preserve">cloud </w:t>
       </w:r>
       <w:r>
         <w:rPr>
           <w:color w:val="EE0000"/>
         </w:rPr>
-        <w:t>show</w:t>
+        <w:t>feedback</w:t>
       </w:r>
       <w:r>
         <w:rPr>
@@ -169,79 +201,103 @@
         <w:rPr>
           <w:color w:val="EE0000"/>
         </w:rPr>
+        <w:t xml:space="preserve">that </w:t>
+      </w:r>
+      <w:r>
+        <w:rPr>
+          <w:color w:val="EE0000"/>
+        </w:rPr>
+        <w:t xml:space="preserve">results as </w:t>
+      </w:r>
+      <w:r>
+        <w:rPr>
+          <w:color w:val="EE0000"/>
+        </w:rPr>
         <w:t xml:space="preserve">shallow cumulus </w:t>
       </w:r>
       <w:r>
         <w:rPr>
           <w:color w:val="EE0000"/>
         </w:rPr>
-        <w:t xml:space="preserve">cloud </w:t>
+        <w:t xml:space="preserve">clouds decrease </w:t>
       </w:r>
       <w:r>
         <w:rPr>
           <w:color w:val="EE0000"/>
         </w:rPr>
-        <w:t>feedback</w:t>
+        <w:t xml:space="preserve">their moisture flux </w:t>
       </w:r>
       <w:r>
         <w:rPr>
           <w:color w:val="EE0000"/>
         </w:rPr>
-        <w:t xml:space="preserve"> results as clouds decrease </w:t>
+        <w:t xml:space="preserve">to compensate </w:t>
       </w:r>
       <w:r>
         <w:rPr>
           <w:color w:val="EE0000"/>
         </w:rPr>
-        <w:t xml:space="preserve">their moisture flux </w:t>
+        <w:t xml:space="preserve">reduced </w:t>
       </w:r>
       <w:r>
         <w:rPr>
           <w:color w:val="EE0000"/>
         </w:rPr>
-        <w:t xml:space="preserve">to compensate </w:t>
+        <w:t>drying by</w:t>
       </w:r>
       <w:r>
         <w:rPr>
           <w:color w:val="EE0000"/>
         </w:rPr>
-        <w:t xml:space="preserve">reduced </w:t>
+        <w:t xml:space="preserve"> </w:t>
       </w:r>
       <w:r>
         <w:rPr>
           <w:color w:val="EE0000"/>
         </w:rPr>
-        <w:t>drying by</w:t>
+        <w:t xml:space="preserve">the </w:t>
       </w:r>
       <w:r>
         <w:rPr>
           <w:color w:val="EE0000"/>
         </w:rPr>
+        <w:t>large-scale</w:t>
+      </w:r>
+      <w:r>
+        <w:rPr>
+          <w:color w:val="EE0000"/>
+        </w:rPr>
         <w:t xml:space="preserve"> </w:t>
       </w:r>
       <w:r>
         <w:rPr>
           <w:color w:val="EE0000"/>
         </w:rPr>
-        <w:t>large-scale</w:t>
+        <w:t>circulation</w:t>
       </w:r>
       <w:r>
         <w:rPr>
           <w:color w:val="EE0000"/>
         </w:rPr>
+        <w:t>, which decreases</w:t>
+      </w:r>
+      <w:r>
+        <w:rPr>
+          <w:color w:val="EE0000"/>
+        </w:rPr>
         <w:t xml:space="preserve"> </w:t>
       </w:r>
       <w:r>
         <w:rPr>
           <w:color w:val="EE0000"/>
         </w:rPr>
-        <w:t>mean subsidence</w:t>
+        <w:t xml:space="preserve">about </w:t>
       </w:r>
       <w:r>
         <w:rPr>
           <w:color w:val="EE0000"/>
         </w:rPr>
-        <w:t xml:space="preserve"> (–0.05 K</w:t>
+        <w:t>5 % K</w:t>
       </w:r>
       <w:r>
         <w:rPr>
@@ -254,243 +310,229 @@
         <w:rPr>
           <w:color w:val="EE0000"/>
         </w:rPr>
-        <w:t>)</w:t>
+        <w:t xml:space="preserve"> </w:t>
       </w:r>
       <w:r>
         <w:rPr>
           <w:color w:val="EE0000"/>
         </w:rPr>
-        <w:t>, which decreases</w:t>
+        <w:t>by energetic</w:t>
       </w:r>
       <w:r>
         <w:rPr>
           <w:color w:val="EE0000"/>
         </w:rPr>
-        <w:t xml:space="preserve"> by energetic</w:t>
+        <w:t xml:space="preserve"> constraints</w:t>
       </w:r>
       <w:r>
         <w:rPr>
           <w:color w:val="EE0000"/>
         </w:rPr>
-        <w:t xml:space="preserve"> constraints</w:t>
+        <w:t>.</w:t>
       </w:r>
       <w:r>
         <w:rPr>
           <w:color w:val="EE0000"/>
         </w:rPr>
-        <w:t>.</w:t>
+        <w:t xml:space="preserve"> The proportionality </w:t>
       </w:r>
       <w:r>
         <w:rPr>
           <w:color w:val="EE0000"/>
         </w:rPr>
+        <w:t>to the humidity</w:t>
+      </w:r>
+      <w:r>
+        <w:rPr>
+          <w:color w:val="EE0000"/>
+        </w:rPr>
+        <w:t xml:space="preserve"> of both the cloud moisture flux and the large-scale drying suggests the clouds are insensitive to changes of humidity. </w:t>
+      </w:r>
+      <w:r>
+        <w:rPr>
+          <w:color w:val="EE0000"/>
+        </w:rPr>
+        <w:t>L</w:t>
+      </w:r>
+      <w:r>
+        <w:rPr>
+          <w:color w:val="EE0000"/>
+        </w:rPr>
+        <w:t>ocal d</w:t>
+      </w:r>
+      <w:r>
+        <w:rPr>
+          <w:color w:val="EE0000"/>
+        </w:rPr>
+        <w:t xml:space="preserve">ifferences </w:t>
+      </w:r>
+      <w:r>
+        <w:rPr>
+          <w:color w:val="EE0000"/>
+        </w:rPr>
+        <w:t xml:space="preserve">in </w:t>
+      </w:r>
+      <w:r>
+        <w:rPr>
+          <w:color w:val="EE0000"/>
+        </w:rPr>
+        <w:t xml:space="preserve">shallow </w:t>
+      </w:r>
+      <w:r>
+        <w:rPr>
+          <w:color w:val="EE0000"/>
+        </w:rPr>
+        <w:t xml:space="preserve">cloud </w:t>
+      </w:r>
+      <w:r>
+        <w:rPr>
+          <w:color w:val="EE0000"/>
+        </w:rPr>
+        <w:t>feedback among different</w:t>
+      </w:r>
+      <w:r>
+        <w:rPr>
+          <w:color w:val="EE0000"/>
+        </w:rPr>
         <w:t xml:space="preserve"> </w:t>
       </w:r>
       <w:r>
         <w:rPr>
           <w:color w:val="EE0000"/>
         </w:rPr>
-        <w:t>L</w:t>
+        <w:t>climates</w:t>
       </w:r>
       <w:r>
         <w:rPr>
           <w:color w:val="EE0000"/>
         </w:rPr>
-        <w:t>ocal d</w:t>
+        <w:t xml:space="preserve"> </w:t>
       </w:r>
       <w:r>
         <w:rPr>
           <w:color w:val="EE0000"/>
         </w:rPr>
-        <w:t xml:space="preserve">ifferences </w:t>
+        <w:t xml:space="preserve">can be explained </w:t>
       </w:r>
       <w:r>
         <w:rPr>
           <w:color w:val="EE0000"/>
         </w:rPr>
-        <w:t xml:space="preserve">in </w:t>
+        <w:t>by</w:t>
       </w:r>
       <w:r>
         <w:rPr>
           <w:color w:val="EE0000"/>
         </w:rPr>
-        <w:t xml:space="preserve">shallow </w:t>
+        <w:t xml:space="preserve"> differences in the</w:t>
       </w:r>
       <w:r>
         <w:rPr>
           <w:color w:val="EE0000"/>
         </w:rPr>
-        <w:t xml:space="preserve">cloud </w:t>
-      </w:r>
-      <w:proofErr w:type="gramStart"/>
+        <w:t xml:space="preserve">ir </w:t>
+      </w:r>
       <w:r>
         <w:rPr>
           <w:color w:val="EE0000"/>
         </w:rPr>
-        <w:t>feedback</w:t>
+        <w:t>Hadley circulation</w:t>
       </w:r>
       <w:r>
         <w:rPr>
           <w:color w:val="EE0000"/>
         </w:rPr>
-        <w:t>s</w:t>
-      </w:r>
-      <w:proofErr w:type="gramEnd"/>
+        <w:t xml:space="preserve"> </w:t>
+      </w:r>
       <w:r>
         <w:rPr>
           <w:color w:val="EE0000"/>
         </w:rPr>
-        <w:t xml:space="preserve"> among </w:t>
+        <w:t>and</w:t>
       </w:r>
       <w:r>
         <w:rPr>
           <w:color w:val="EE0000"/>
         </w:rPr>
-        <w:t>climates</w:t>
+        <w:t xml:space="preserve"> differences in changes of the</w:t>
       </w:r>
       <w:r>
         <w:rPr>
           <w:color w:val="EE0000"/>
         </w:rPr>
+        <w:t xml:space="preserve"> ratio of </w:t>
+      </w:r>
+      <w:r>
+        <w:rPr>
+          <w:color w:val="EE0000"/>
+        </w:rPr>
+        <w:t xml:space="preserve">cloud albedo to cloud </w:t>
+      </w:r>
+      <w:r>
+        <w:rPr>
+          <w:color w:val="EE0000"/>
+        </w:rPr>
+        <w:t>mass</w:t>
+      </w:r>
+      <w:r>
+        <w:rPr>
+          <w:color w:val="EE0000"/>
+        </w:rPr>
+        <w:t xml:space="preserve"> flux. The</w:t>
+      </w:r>
+      <w:r>
+        <w:rPr>
+          <w:color w:val="EE0000"/>
+        </w:rPr>
+        <w:t xml:space="preserve"> latter</w:t>
+      </w:r>
+      <w:r>
+        <w:rPr>
+          <w:color w:val="EE0000"/>
+        </w:rPr>
         <w:t xml:space="preserve"> </w:t>
       </w:r>
       <w:r>
         <w:rPr>
           <w:color w:val="EE0000"/>
         </w:rPr>
-        <w:t xml:space="preserve">can be explained </w:t>
+        <w:t>is</w:t>
       </w:r>
       <w:r>
         <w:rPr>
           <w:color w:val="EE0000"/>
         </w:rPr>
-        <w:t>by</w:t>
+        <w:t xml:space="preserve"> assessed </w:t>
       </w:r>
       <w:r>
         <w:rPr>
           <w:color w:val="EE0000"/>
         </w:rPr>
-        <w:t xml:space="preserve"> </w:t>
+        <w:t>from</w:t>
       </w:r>
       <w:r>
         <w:rPr>
           <w:color w:val="EE0000"/>
         </w:rPr>
-        <w:t xml:space="preserve">(a) </w:t>
+        <w:t xml:space="preserve"> satellite </w:t>
       </w:r>
       <w:r>
         <w:rPr>
           <w:color w:val="EE0000"/>
         </w:rPr>
-        <w:t>differences in the</w:t>
+        <w:t>observations</w:t>
       </w:r>
       <w:r>
         <w:rPr>
           <w:color w:val="EE0000"/>
         </w:rPr>
-        <w:t xml:space="preserve">ir </w:t>
+        <w:t xml:space="preserve"> and compared to </w:t>
       </w:r>
       <w:r>
         <w:rPr>
           <w:color w:val="EE0000"/>
         </w:rPr>
-        <w:t>Hadley circulation</w:t>
-      </w:r>
-      <w:r>
-        <w:rPr>
-          <w:color w:val="EE0000"/>
-        </w:rPr>
-        <w:t xml:space="preserve"> </w:t>
-      </w:r>
-      <w:r>
-        <w:rPr>
-          <w:color w:val="EE0000"/>
-        </w:rPr>
-        <w:t xml:space="preserve">and </w:t>
-      </w:r>
-      <w:r>
-        <w:rPr>
-          <w:color w:val="EE0000"/>
-        </w:rPr>
-        <w:t>(b) differences in changes of the</w:t>
-      </w:r>
-      <w:r>
-        <w:rPr>
-          <w:color w:val="EE0000"/>
-        </w:rPr>
-        <w:t xml:space="preserve"> ratio of </w:t>
-      </w:r>
-      <w:r>
-        <w:rPr>
-          <w:color w:val="EE0000"/>
-        </w:rPr>
-        <w:t>cloud albedo to cloud moisture flux. The</w:t>
-      </w:r>
-      <w:r>
-        <w:rPr>
-          <w:color w:val="EE0000"/>
-        </w:rPr>
-        <w:t xml:space="preserve"> latter</w:t>
-      </w:r>
-      <w:r>
-        <w:rPr>
-          <w:color w:val="EE0000"/>
-        </w:rPr>
-        <w:t xml:space="preserve"> </w:t>
-      </w:r>
-      <w:r>
-        <w:rPr>
-          <w:color w:val="EE0000"/>
-        </w:rPr>
-        <w:t>is</w:t>
-      </w:r>
-      <w:r>
-        <w:rPr>
-          <w:color w:val="EE0000"/>
-        </w:rPr>
-        <w:t xml:space="preserve"> assessed </w:t>
-      </w:r>
-      <w:r>
-        <w:rPr>
-          <w:color w:val="EE0000"/>
-        </w:rPr>
-        <w:t>from</w:t>
-      </w:r>
-      <w:r>
-        <w:rPr>
-          <w:color w:val="EE0000"/>
-        </w:rPr>
-        <w:t xml:space="preserve"> previous cloud </w:t>
-      </w:r>
-      <w:r>
-        <w:rPr>
-          <w:color w:val="EE0000"/>
-        </w:rPr>
-        <w:t>permitting</w:t>
-      </w:r>
-      <w:r>
-        <w:rPr>
-          <w:color w:val="EE0000"/>
-        </w:rPr>
-        <w:t xml:space="preserve"> model </w:t>
-      </w:r>
-      <w:r>
-        <w:rPr>
-          <w:color w:val="EE0000"/>
-        </w:rPr>
-        <w:t xml:space="preserve">simulations and </w:t>
-      </w:r>
-      <w:r>
-        <w:rPr>
-          <w:color w:val="EE0000"/>
-        </w:rPr>
-        <w:t xml:space="preserve">satellite </w:t>
-      </w:r>
-      <w:r>
-        <w:rPr>
-          <w:color w:val="EE0000"/>
-        </w:rPr>
-        <w:t>observations</w:t>
+        <w:t>previous cloud permitting model simulations and field observations</w:t>
       </w:r>
       <w:r>
         <w:rPr>

--- a/doc/mesoscale-vs-desiccation.docx
+++ b/doc/mesoscale-vs-desiccation.docx
@@ -10,22 +10,45 @@
         <w:t xml:space="preserve">Cumulus </w:t>
       </w:r>
       <w:r>
-        <w:t>dynamical moisture</w:t>
-      </w:r>
-      <w:r>
-        <w:t xml:space="preserve"> balance </w:t>
-      </w:r>
-      <w:r>
-        <w:t>(D</w:t>
-      </w:r>
-      <w:r>
-        <w:t>I</w:t>
-      </w:r>
-      <w:r>
-        <w:t xml:space="preserve">M) </w:t>
-      </w:r>
-      <w:r>
-        <w:t>explains shallow cumulus cloud feedback</w:t>
+        <w:t>D</w:t>
+      </w:r>
+      <w:r>
+        <w:t>ynam</w:t>
+      </w:r>
+      <w:r>
+        <w:t>i</w:t>
+      </w:r>
+      <w:r>
+        <w:t xml:space="preserve">cal </w:t>
+      </w:r>
+      <w:r>
+        <w:t>M</w:t>
+      </w:r>
+      <w:r>
+        <w:t>oisture</w:t>
+      </w:r>
+      <w:r>
+        <w:t xml:space="preserve"> </w:t>
+      </w:r>
+      <w:r>
+        <w:t>(</w:t>
+      </w:r>
+      <w:proofErr w:type="spellStart"/>
+      <w:r>
+        <w:t>D</w:t>
+      </w:r>
+      <w:r>
+        <w:t>i</w:t>
+      </w:r>
+      <w:r>
+        <w:t>M</w:t>
+      </w:r>
+      <w:proofErr w:type="spellEnd"/>
+      <w:r>
+        <w:t xml:space="preserve">) </w:t>
+      </w:r>
+      <w:r>
+        <w:t>balance explains shallow cumulus cloud feedback</w:t>
       </w:r>
     </w:p>
     <w:p>

--- a/doc/mesoscale-vs-desiccation.docx
+++ b/doc/mesoscale-vs-desiccation.docx
@@ -7,9 +7,6 @@
         <w:pStyle w:val="Title"/>
       </w:pPr>
       <w:r>
-        <w:t xml:space="preserve">Cumulus </w:t>
-      </w:r>
-      <w:r>
         <w:t>D</w:t>
       </w:r>
       <w:r>
@@ -22,7 +19,7 @@
         <w:t xml:space="preserve">cal </w:t>
       </w:r>
       <w:r>
-        <w:t>M</w:t>
+        <w:t>m</w:t>
       </w:r>
       <w:r>
         <w:t>oisture</w:t>
@@ -35,13 +32,7 @@
       </w:r>
       <w:proofErr w:type="spellStart"/>
       <w:r>
-        <w:t>D</w:t>
-      </w:r>
-      <w:r>
-        <w:t>i</w:t>
-      </w:r>
-      <w:r>
-        <w:t>M</w:t>
+        <w:t>DiM</w:t>
       </w:r>
       <w:proofErr w:type="spellEnd"/>
       <w:r>
@@ -314,13 +305,7 @@
         <w:rPr>
           <w:color w:val="EE0000"/>
         </w:rPr>
-        <w:t xml:space="preserve">about </w:t>
-      </w:r>
-      <w:r>
-        <w:rPr>
-          <w:color w:val="EE0000"/>
-        </w:rPr>
-        <w:t>5 % K</w:t>
+        <w:t>about 5 % K</w:t>
       </w:r>
       <w:r>
         <w:rPr>
@@ -357,61 +342,61 @@
         <w:rPr>
           <w:color w:val="EE0000"/>
         </w:rPr>
-        <w:t xml:space="preserve"> The proportionality </w:t>
+        <w:t xml:space="preserve"> The proportionality to the humidity of both the cloud moisture flux and the large-scale drying suggests the clouds are insensitive to changes of humidity. </w:t>
       </w:r>
       <w:r>
         <w:rPr>
           <w:color w:val="EE0000"/>
         </w:rPr>
-        <w:t>to the humidity</w:t>
+        <w:t>L</w:t>
       </w:r>
       <w:r>
         <w:rPr>
           <w:color w:val="EE0000"/>
         </w:rPr>
-        <w:t xml:space="preserve"> of both the cloud moisture flux and the large-scale drying suggests the clouds are insensitive to changes of humidity. </w:t>
+        <w:t>ocal d</w:t>
       </w:r>
       <w:r>
         <w:rPr>
           <w:color w:val="EE0000"/>
         </w:rPr>
-        <w:t>L</w:t>
+        <w:t xml:space="preserve">ifferences </w:t>
       </w:r>
       <w:r>
         <w:rPr>
           <w:color w:val="EE0000"/>
         </w:rPr>
-        <w:t>ocal d</w:t>
+        <w:t xml:space="preserve">in </w:t>
       </w:r>
       <w:r>
         <w:rPr>
           <w:color w:val="EE0000"/>
         </w:rPr>
-        <w:t xml:space="preserve">ifferences </w:t>
+        <w:t xml:space="preserve">shallow </w:t>
       </w:r>
       <w:r>
         <w:rPr>
           <w:color w:val="EE0000"/>
         </w:rPr>
-        <w:t xml:space="preserve">in </w:t>
+        <w:t xml:space="preserve">cloud </w:t>
       </w:r>
       <w:r>
         <w:rPr>
           <w:color w:val="EE0000"/>
         </w:rPr>
-        <w:t xml:space="preserve">shallow </w:t>
+        <w:t>feedback among different</w:t>
       </w:r>
       <w:r>
         <w:rPr>
           <w:color w:val="EE0000"/>
         </w:rPr>
-        <w:t xml:space="preserve">cloud </w:t>
+        <w:t xml:space="preserve"> </w:t>
       </w:r>
       <w:r>
         <w:rPr>
           <w:color w:val="EE0000"/>
         </w:rPr>
-        <w:t>feedback among different</w:t>
+        <w:t>climates</w:t>
       </w:r>
       <w:r>
         <w:rPr>
@@ -423,145 +408,121 @@
         <w:rPr>
           <w:color w:val="EE0000"/>
         </w:rPr>
-        <w:t>climates</w:t>
+        <w:t xml:space="preserve">can be explained </w:t>
       </w:r>
       <w:r>
         <w:rPr>
           <w:color w:val="EE0000"/>
         </w:rPr>
+        <w:t>by</w:t>
+      </w:r>
+      <w:r>
+        <w:rPr>
+          <w:color w:val="EE0000"/>
+        </w:rPr>
+        <w:t xml:space="preserve"> differences in the</w:t>
+      </w:r>
+      <w:r>
+        <w:rPr>
+          <w:color w:val="EE0000"/>
+        </w:rPr>
+        <w:t xml:space="preserve">ir </w:t>
+      </w:r>
+      <w:r>
+        <w:rPr>
+          <w:color w:val="EE0000"/>
+        </w:rPr>
+        <w:t>Hadley circulation</w:t>
+      </w:r>
+      <w:r>
+        <w:rPr>
+          <w:color w:val="EE0000"/>
+        </w:rPr>
         <w:t xml:space="preserve"> </w:t>
       </w:r>
       <w:r>
         <w:rPr>
           <w:color w:val="EE0000"/>
         </w:rPr>
-        <w:t xml:space="preserve">can be explained </w:t>
+        <w:t>and</w:t>
       </w:r>
       <w:r>
         <w:rPr>
           <w:color w:val="EE0000"/>
         </w:rPr>
-        <w:t>by</w:t>
+        <w:t xml:space="preserve"> differences in changes of the</w:t>
       </w:r>
       <w:r>
         <w:rPr>
           <w:color w:val="EE0000"/>
         </w:rPr>
-        <w:t xml:space="preserve"> differences in the</w:t>
+        <w:t xml:space="preserve"> ratio of </w:t>
       </w:r>
       <w:r>
         <w:rPr>
           <w:color w:val="EE0000"/>
         </w:rPr>
-        <w:t xml:space="preserve">ir </w:t>
+        <w:t xml:space="preserve">cloud albedo to cloud </w:t>
       </w:r>
       <w:r>
         <w:rPr>
           <w:color w:val="EE0000"/>
         </w:rPr>
-        <w:t>Hadley circulation</w:t>
+        <w:t>mass</w:t>
       </w:r>
       <w:r>
         <w:rPr>
           <w:color w:val="EE0000"/>
         </w:rPr>
+        <w:t xml:space="preserve"> flux. The</w:t>
+      </w:r>
+      <w:r>
+        <w:rPr>
+          <w:color w:val="EE0000"/>
+        </w:rPr>
+        <w:t xml:space="preserve"> latter</w:t>
+      </w:r>
+      <w:r>
+        <w:rPr>
+          <w:color w:val="EE0000"/>
+        </w:rPr>
         <w:t xml:space="preserve"> </w:t>
       </w:r>
       <w:r>
         <w:rPr>
           <w:color w:val="EE0000"/>
         </w:rPr>
-        <w:t>and</w:t>
+        <w:t>is</w:t>
       </w:r>
       <w:r>
         <w:rPr>
           <w:color w:val="EE0000"/>
         </w:rPr>
-        <w:t xml:space="preserve"> differences in changes of the</w:t>
+        <w:t xml:space="preserve"> assessed </w:t>
       </w:r>
       <w:r>
         <w:rPr>
           <w:color w:val="EE0000"/>
         </w:rPr>
-        <w:t xml:space="preserve"> ratio of </w:t>
+        <w:t>from</w:t>
       </w:r>
       <w:r>
         <w:rPr>
           <w:color w:val="EE0000"/>
         </w:rPr>
-        <w:t xml:space="preserve">cloud albedo to cloud </w:t>
+        <w:t xml:space="preserve"> satellite </w:t>
       </w:r>
       <w:r>
         <w:rPr>
           <w:color w:val="EE0000"/>
         </w:rPr>
-        <w:t>mass</w:t>
+        <w:t>observations</w:t>
       </w:r>
       <w:r>
         <w:rPr>
           <w:color w:val="EE0000"/>
         </w:rPr>
-        <w:t xml:space="preserve"> flux. The</w:t>
-      </w:r>
-      <w:r>
-        <w:rPr>
-          <w:color w:val="EE0000"/>
-        </w:rPr>
-        <w:t xml:space="preserve"> latter</w:t>
-      </w:r>
-      <w:r>
-        <w:rPr>
-          <w:color w:val="EE0000"/>
-        </w:rPr>
-        <w:t xml:space="preserve"> </w:t>
-      </w:r>
-      <w:r>
-        <w:rPr>
-          <w:color w:val="EE0000"/>
-        </w:rPr>
-        <w:t>is</w:t>
-      </w:r>
-      <w:r>
-        <w:rPr>
-          <w:color w:val="EE0000"/>
-        </w:rPr>
-        <w:t xml:space="preserve"> assessed </w:t>
-      </w:r>
-      <w:r>
-        <w:rPr>
-          <w:color w:val="EE0000"/>
-        </w:rPr>
-        <w:t>from</w:t>
-      </w:r>
-      <w:r>
-        <w:rPr>
-          <w:color w:val="EE0000"/>
-        </w:rPr>
-        <w:t xml:space="preserve"> satellite </w:t>
-      </w:r>
-      <w:r>
-        <w:rPr>
-          <w:color w:val="EE0000"/>
-        </w:rPr>
-        <w:t>observations</w:t>
-      </w:r>
-      <w:r>
-        <w:rPr>
-          <w:color w:val="EE0000"/>
-        </w:rPr>
-        <w:t xml:space="preserve"> and compared to </w:t>
-      </w:r>
-      <w:r>
-        <w:rPr>
-          <w:color w:val="EE0000"/>
-        </w:rPr>
-        <w:t>previous cloud permitting model simulations and field observations</w:t>
-      </w:r>
-      <w:r>
-        <w:rPr>
-          <w:color w:val="EE0000"/>
-        </w:rPr>
-        <w:t>.</w:t>
+        <w:t xml:space="preserve"> and compared to previous cloud permitting model simulations and field observations.</w:t>
       </w:r>
     </w:p>
     <w:p>
@@ -1706,13 +1667,19 @@
         <w:rPr>
           <w:rFonts w:eastAsiaTheme="minorEastAsia"/>
         </w:rPr>
-        <w:t>C</w:t>
+        <w:t>Multi-model c</w:t>
       </w:r>
       <w:r>
         <w:rPr>
           <w:rFonts w:eastAsiaTheme="minorEastAsia"/>
         </w:rPr>
         <w:t xml:space="preserve">ovariances </w:t>
+      </w:r>
+      <w:r>
+        <w:rPr>
+          <w:rFonts w:eastAsiaTheme="minorEastAsia"/>
+        </w:rPr>
+        <w:t xml:space="preserve">are </w:t>
       </w:r>
       <m:oMath>
         <m:bar>
@@ -2317,6 +2284,12 @@
         </w:rPr>
         <w:t>.</w:t>
       </w:r>
+      <w:r>
+        <w:rPr>
+          <w:rFonts w:eastAsiaTheme="minorEastAsia"/>
+        </w:rPr>
+        <w:t xml:space="preserve"> [CFMIP?]</w:t>
+      </w:r>
     </w:p>
     <w:p>
       <w:pPr>
@@ -2433,7 +2406,25 @@
         <w:rPr>
           <w:rFonts w:eastAsiaTheme="minorEastAsia"/>
         </w:rPr>
-        <w:t xml:space="preserve">between cloud base mass flux and cloud fraction for </w:t>
+        <w:t xml:space="preserve">is observed </w:t>
+      </w:r>
+      <w:r>
+        <w:rPr>
+          <w:rFonts w:eastAsiaTheme="minorEastAsia"/>
+        </w:rPr>
+        <w:t xml:space="preserve">between </w:t>
+      </w:r>
+      <w:r>
+        <w:rPr>
+          <w:rFonts w:eastAsiaTheme="minorEastAsia"/>
+        </w:rPr>
+        <w:t xml:space="preserve">mesoscale </w:t>
+      </w:r>
+      <w:r>
+        <w:rPr>
+          <w:rFonts w:eastAsiaTheme="minorEastAsia"/>
+        </w:rPr>
+        <w:t xml:space="preserve">cloud base mass flux and cloud fraction for </w:t>
       </w:r>
       <w:r>
         <w:rPr>
@@ -2445,21 +2436,37 @@
         <w:rPr>
           <w:rFonts w:eastAsiaTheme="minorEastAsia"/>
         </w:rPr>
-        <w:t xml:space="preserve">cloud scenes </w:t>
-      </w:r>
-      <w:proofErr w:type="gramStart"/>
-      <w:r>
-        <w:rPr>
-          <w:rFonts w:eastAsiaTheme="minorEastAsia"/>
-        </w:rPr>
-        <w:t>is</w:t>
-      </w:r>
-      <w:proofErr w:type="gramEnd"/>
-      <w:r>
-        <w:rPr>
-          <w:rFonts w:eastAsiaTheme="minorEastAsia"/>
-        </w:rPr>
-        <w:t xml:space="preserve"> observed. Weak correlation between the </w:t>
+        <w:t>cloud scenes</w:t>
+      </w:r>
+      <w:r>
+        <w:rPr>
+          <w:rFonts w:eastAsiaTheme="minorEastAsia"/>
+        </w:rPr>
+        <w:t xml:space="preserve">. </w:t>
+      </w:r>
+      <w:r>
+        <w:rPr>
+          <w:rFonts w:eastAsiaTheme="minorEastAsia"/>
+        </w:rPr>
+        <w:t>W</w:t>
+      </w:r>
+      <w:r>
+        <w:rPr>
+          <w:rFonts w:eastAsiaTheme="minorEastAsia"/>
+        </w:rPr>
+        <w:t xml:space="preserve">eak </w:t>
+      </w:r>
+      <w:r>
+        <w:rPr>
+          <w:rFonts w:eastAsiaTheme="minorEastAsia"/>
+        </w:rPr>
+        <w:t xml:space="preserve">mesoscale </w:t>
+      </w:r>
+      <w:r>
+        <w:rPr>
+          <w:rFonts w:eastAsiaTheme="minorEastAsia"/>
+        </w:rPr>
+        <w:t xml:space="preserve">correlation between </w:t>
       </w:r>
       <m:oMath>
         <m:r>
@@ -2497,7 +2504,13 @@
         <w:rPr>
           <w:rFonts w:eastAsiaTheme="minorEastAsia"/>
         </w:rPr>
-        <w:t>also refutes</w:t>
+        <w:t xml:space="preserve">also </w:t>
+      </w:r>
+      <w:r>
+        <w:rPr>
+          <w:rFonts w:eastAsiaTheme="minorEastAsia"/>
+        </w:rPr>
+        <w:t>argues against</w:t>
       </w:r>
       <w:r>
         <w:rPr>
@@ -2515,7 +2528,13 @@
         <w:rPr>
           <w:rFonts w:eastAsiaTheme="minorEastAsia"/>
         </w:rPr>
-        <w:t xml:space="preserve">drying effect </w:t>
+        <w:t xml:space="preserve">desiccation </w:t>
+      </w:r>
+      <w:r>
+        <w:rPr>
+          <w:rFonts w:eastAsiaTheme="minorEastAsia"/>
+        </w:rPr>
+        <w:t xml:space="preserve">effect </w:t>
       </w:r>
       <w:r>
         <w:rPr>
@@ -2535,21 +2554,53 @@
         <w:rPr>
           <w:rFonts w:eastAsiaTheme="minorEastAsia"/>
         </w:rPr>
-        <w:t xml:space="preserve">, suggesting the observations are consistent with </w:t>
+        <w:t xml:space="preserve">. Models that agree with these mesoscale </w:t>
+      </w:r>
+      <w:r>
+        <w:rPr>
+          <w:rFonts w:eastAsiaTheme="minorEastAsia"/>
+        </w:rPr>
+        <w:t xml:space="preserve">observations </w:t>
       </w:r>
       <w:proofErr w:type="gramStart"/>
       <w:r>
         <w:rPr>
           <w:rFonts w:eastAsiaTheme="minorEastAsia"/>
         </w:rPr>
-        <w:t>a weak trade cumulus cloud feedback</w:t>
+        <w:t xml:space="preserve">are </w:t>
+      </w:r>
+      <w:r>
+        <w:rPr>
+          <w:rFonts w:eastAsiaTheme="minorEastAsia"/>
+        </w:rPr>
+        <w:t>have</w:t>
       </w:r>
       <w:proofErr w:type="gramEnd"/>
       <w:r>
         <w:rPr>
           <w:rFonts w:eastAsiaTheme="minorEastAsia"/>
         </w:rPr>
-        <w:t>.</w:t>
+        <w:t xml:space="preserve"> a weak trade cumulus cloud </w:t>
+      </w:r>
+      <w:proofErr w:type="gramStart"/>
+      <w:r>
+        <w:rPr>
+          <w:rFonts w:eastAsiaTheme="minorEastAsia"/>
+        </w:rPr>
+        <w:t>feedback</w:t>
+      </w:r>
+      <w:r>
+        <w:rPr>
+          <w:rFonts w:eastAsiaTheme="minorEastAsia"/>
+        </w:rPr>
+        <w:t>s</w:t>
+      </w:r>
+      <w:proofErr w:type="gramEnd"/>
+      <w:r>
+        <w:rPr>
+          <w:rFonts w:eastAsiaTheme="minorEastAsia"/>
+        </w:rPr>
+        <w:t xml:space="preserve"> (Vogel et al. 2022).</w:t>
       </w:r>
     </w:p>
     <w:p>
@@ -2562,7 +2613,31 @@
         <w:rPr>
           <w:rFonts w:eastAsiaTheme="minorEastAsia"/>
         </w:rPr>
-        <w:t xml:space="preserve">These two analyses do not measure the same thing. </w:t>
+        <w:t>The</w:t>
+      </w:r>
+      <w:r>
+        <w:rPr>
+          <w:rFonts w:eastAsiaTheme="minorEastAsia"/>
+        </w:rPr>
+        <w:t xml:space="preserve"> mesoscale </w:t>
+      </w:r>
+      <w:r>
+        <w:rPr>
+          <w:rFonts w:eastAsiaTheme="minorEastAsia"/>
+        </w:rPr>
+        <w:t>analys</w:t>
+      </w:r>
+      <w:r>
+        <w:rPr>
+          <w:rFonts w:eastAsiaTheme="minorEastAsia"/>
+        </w:rPr>
+        <w:t>is from EUREC4A (Vogel et al. 2022) and the climate mean from models (Sherwood et al. 2014)</w:t>
+      </w:r>
+      <w:r>
+        <w:rPr>
+          <w:rFonts w:eastAsiaTheme="minorEastAsia"/>
+        </w:rPr>
+        <w:t xml:space="preserve"> do not measure the same thing. </w:t>
       </w:r>
       <w:r>
         <w:rPr>
@@ -2718,7 +2793,7 @@
         <w:rPr>
           <w:rFonts w:eastAsiaTheme="minorEastAsia"/>
         </w:rPr>
-        <w:t xml:space="preserve"> within the same observed 2020 climate.</w:t>
+        <w:t xml:space="preserve"> within the observed 2020 climate.</w:t>
       </w:r>
       <w:r>
         <w:rPr>
@@ -4108,6 +4183,125 @@
           <w:rFonts w:eastAsiaTheme="minorEastAsia"/>
         </w:rPr>
         <w:t>.</w:t>
+      </w:r>
+    </w:p>
+    <w:p>
+      <w:pPr>
+        <w:rPr>
+          <w:rFonts w:eastAsiaTheme="minorEastAsia"/>
+        </w:rPr>
+      </w:pPr>
+      <w:r>
+        <w:rPr>
+          <w:rFonts w:eastAsiaTheme="minorEastAsia"/>
+        </w:rPr>
+        <w:t>Vogel</w:t>
+      </w:r>
+      <w:r>
+        <w:rPr>
+          <w:rFonts w:eastAsiaTheme="minorEastAsia"/>
+        </w:rPr>
+        <w:t xml:space="preserve"> et al.</w:t>
+      </w:r>
+      <w:r>
+        <w:rPr>
+          <w:rFonts w:eastAsiaTheme="minorEastAsia"/>
+        </w:rPr>
+        <w:t xml:space="preserve"> (2022) </w:t>
+      </w:r>
+      <w:r>
+        <w:rPr>
+          <w:rFonts w:eastAsiaTheme="minorEastAsia"/>
+        </w:rPr>
+        <w:t>extract</w:t>
+      </w:r>
+      <w:r>
+        <w:rPr>
+          <w:rFonts w:eastAsiaTheme="minorEastAsia"/>
+        </w:rPr>
+        <w:t xml:space="preserve"> climate</w:t>
+      </w:r>
+      <w:r>
+        <w:rPr>
+          <w:rFonts w:eastAsiaTheme="minorEastAsia"/>
+        </w:rPr>
+        <w:t xml:space="preserve"> sensitivities from climate models, </w:t>
+      </w:r>
+      <w:r>
+        <w:rPr>
+          <w:rFonts w:eastAsiaTheme="minorEastAsia"/>
+        </w:rPr>
+        <w:t>selecting models that</w:t>
+      </w:r>
+      <w:r>
+        <w:rPr>
+          <w:rFonts w:eastAsiaTheme="minorEastAsia"/>
+        </w:rPr>
+        <w:t xml:space="preserve"> represent </w:t>
+      </w:r>
+      <w:r>
+        <w:rPr>
+          <w:rFonts w:eastAsiaTheme="minorEastAsia"/>
+        </w:rPr>
+        <w:t xml:space="preserve">the EUREC4A </w:t>
+      </w:r>
+      <w:r>
+        <w:rPr>
+          <w:rFonts w:eastAsiaTheme="minorEastAsia"/>
+        </w:rPr>
+        <w:t>mesoscale cloud correlations. This inference of climate sensitivity is suggestive, but hardly causal.</w:t>
+      </w:r>
+      <w:r>
+        <w:rPr>
+          <w:rFonts w:eastAsiaTheme="minorEastAsia"/>
+        </w:rPr>
+        <w:t xml:space="preserve"> And though observations show relative humidity is a poor predictor of cloud base cloud fraction on the mesoscale, calling into question the validity of the mixing-</w:t>
+      </w:r>
+      <w:proofErr w:type="spellStart"/>
+      <w:r>
+        <w:rPr>
+          <w:rFonts w:eastAsiaTheme="minorEastAsia"/>
+        </w:rPr>
+        <w:t>dessication</w:t>
+      </w:r>
+      <w:proofErr w:type="spellEnd"/>
+      <w:r>
+        <w:rPr>
+          <w:rFonts w:eastAsiaTheme="minorEastAsia"/>
+        </w:rPr>
+        <w:t xml:space="preserve"> mechanism, this physical observation on the mesoscale is not connected to physics in the climate models that are used to </w:t>
+      </w:r>
+      <w:r>
+        <w:rPr>
+          <w:rFonts w:eastAsiaTheme="minorEastAsia"/>
+        </w:rPr>
+        <w:t>estimate climate sensitivity</w:t>
+      </w:r>
+      <w:r>
+        <w:rPr>
+          <w:rFonts w:eastAsiaTheme="minorEastAsia"/>
+        </w:rPr>
+        <w:t>. Their inferences are</w:t>
+      </w:r>
+      <w:r>
+        <w:rPr>
+          <w:rFonts w:eastAsiaTheme="minorEastAsia"/>
+        </w:rPr>
+        <w:t xml:space="preserve"> weaker than “what-if” </w:t>
+      </w:r>
+      <w:r>
+        <w:rPr>
+          <w:rFonts w:eastAsiaTheme="minorEastAsia"/>
+          <w:i/>
+          <w:iCs/>
+        </w:rPr>
+        <w:t>storylines</w:t>
+      </w:r>
+      <w:r>
+        <w:rPr>
+          <w:rFonts w:eastAsiaTheme="minorEastAsia"/>
+        </w:rPr>
+        <w:t xml:space="preserve"> for representing the role of climate change in affecting the probability of uncertain and rare events.</w:t>
       </w:r>
     </w:p>
     <w:p>
@@ -7939,7 +8133,7 @@
           <w:rPr>
             <w:rFonts w:ascii="Cambria Math" w:eastAsiaTheme="minorEastAsia" w:hAnsi="Cambria Math"/>
           </w:rPr>
-          <m:t>=d</m:t>
+          <m:t>≈d</m:t>
         </m:r>
         <m:func>
           <m:funcPr>
@@ -7991,6 +8185,12 @@
           <w:rFonts w:eastAsiaTheme="minorEastAsia"/>
         </w:rPr>
         <w:t xml:space="preserve"> and</w:t>
+      </w:r>
+      <w:r>
+        <w:rPr>
+          <w:rFonts w:eastAsiaTheme="minorEastAsia"/>
+        </w:rPr>
+        <w:t xml:space="preserve"> so we assume</w:t>
       </w:r>
       <w:r>
         <w:rPr>
@@ -8039,7 +8239,7 @@
             <w:rPr>
               <w:rFonts w:ascii="Cambria Math" w:eastAsiaTheme="minorEastAsia" w:hAnsi="Cambria Math"/>
             </w:rPr>
-            <m:t>≈d</m:t>
+            <m:t>=d</m:t>
           </m:r>
           <m:func>
             <m:funcPr>
@@ -8658,6 +8858,12 @@
               </m:r>
             </m:e>
           </m:func>
+          <m:r>
+            <w:rPr>
+              <w:rFonts w:ascii="Cambria Math" w:eastAsiaTheme="minorEastAsia" w:hAnsi="Cambria Math"/>
+            </w:rPr>
+            <m:t>,</m:t>
+          </m:r>
         </m:oMath>
       </m:oMathPara>
     </w:p>
@@ -8671,7 +8877,223 @@
         <w:rPr>
           <w:rFonts w:eastAsiaTheme="minorEastAsia"/>
         </w:rPr>
-        <w:t>From this line of reasoning, we assert cloud fraction in the shallow cumulus regions depends mainly on subsidence from the mean circulation.</w:t>
+        <w:t>where the last 4 terms are believed to be small. F</w:t>
+      </w:r>
+      <w:r>
+        <w:rPr>
+          <w:rFonts w:eastAsiaTheme="minorEastAsia"/>
+        </w:rPr>
+        <w:t>rom this line of reasoning, we assert cloud fraction in the shallow cumulus regions depends mainly on subsidence from the mean circulation</w:t>
+      </w:r>
+      <w:r>
+        <w:rPr>
+          <w:rFonts w:eastAsiaTheme="minorEastAsia"/>
+        </w:rPr>
+        <w:t>,</w:t>
+      </w:r>
+    </w:p>
+    <w:p>
+      <w:pPr>
+        <w:rPr>
+          <w:rFonts w:eastAsiaTheme="minorEastAsia"/>
+        </w:rPr>
+      </w:pPr>
+      <m:oMathPara>
+        <m:oMath>
+          <m:r>
+            <w:rPr>
+              <w:rFonts w:ascii="Cambria Math" w:eastAsiaTheme="minorEastAsia" w:hAnsi="Cambria Math"/>
+            </w:rPr>
+            <m:t>d</m:t>
+          </m:r>
+          <m:func>
+            <m:funcPr>
+              <m:ctrlPr>
+                <w:rPr>
+                  <w:rFonts w:ascii="Cambria Math" w:eastAsiaTheme="minorEastAsia" w:hAnsi="Cambria Math"/>
+                  <w:i/>
+                </w:rPr>
+              </m:ctrlPr>
+            </m:funcPr>
+            <m:fName>
+              <m:r>
+                <m:rPr>
+                  <m:sty m:val="p"/>
+                </m:rPr>
+                <w:rPr>
+                  <w:rFonts w:ascii="Cambria Math" w:eastAsiaTheme="minorEastAsia" w:hAnsi="Cambria Math"/>
+                </w:rPr>
+                <m:t>ln</m:t>
+              </m:r>
+            </m:fName>
+            <m:e>
+              <m:r>
+                <w:rPr>
+                  <w:rFonts w:ascii="Cambria Math" w:eastAsiaTheme="minorEastAsia" w:hAnsi="Cambria Math"/>
+                </w:rPr>
+                <m:t>C</m:t>
+              </m:r>
+            </m:e>
+          </m:func>
+          <m:r>
+            <w:rPr>
+              <w:rFonts w:ascii="Cambria Math" w:eastAsiaTheme="minorEastAsia" w:hAnsi="Cambria Math"/>
+            </w:rPr>
+            <m:t>=d</m:t>
+          </m:r>
+          <m:func>
+            <m:funcPr>
+              <m:ctrlPr>
+                <w:rPr>
+                  <w:rFonts w:ascii="Cambria Math" w:eastAsiaTheme="minorEastAsia" w:hAnsi="Cambria Math"/>
+                  <w:i/>
+                </w:rPr>
+              </m:ctrlPr>
+            </m:funcPr>
+            <m:fName>
+              <m:r>
+                <m:rPr>
+                  <m:sty m:val="p"/>
+                </m:rPr>
+                <w:rPr>
+                  <w:rFonts w:ascii="Cambria Math" w:eastAsiaTheme="minorEastAsia" w:hAnsi="Cambria Math"/>
+                </w:rPr>
+                <m:t>ln</m:t>
+              </m:r>
+            </m:fName>
+            <m:e>
+              <m:r>
+                <w:rPr>
+                  <w:rFonts w:ascii="Cambria Math" w:eastAsiaTheme="minorEastAsia" w:hAnsi="Cambria Math"/>
+                </w:rPr>
+                <m:t>M=</m:t>
+              </m:r>
+            </m:e>
+          </m:func>
+          <m:r>
+            <w:rPr>
+              <w:rFonts w:ascii="Cambria Math" w:eastAsiaTheme="minorEastAsia" w:hAnsi="Cambria Math"/>
+            </w:rPr>
+            <m:t>d</m:t>
+          </m:r>
+          <m:func>
+            <m:funcPr>
+              <m:ctrlPr>
+                <w:rPr>
+                  <w:rFonts w:ascii="Cambria Math" w:eastAsiaTheme="minorEastAsia" w:hAnsi="Cambria Math"/>
+                  <w:i/>
+                </w:rPr>
+              </m:ctrlPr>
+            </m:funcPr>
+            <m:fName>
+              <m:r>
+                <m:rPr>
+                  <m:sty m:val="p"/>
+                </m:rPr>
+                <w:rPr>
+                  <w:rFonts w:ascii="Cambria Math" w:eastAsiaTheme="minorEastAsia" w:hAnsi="Cambria Math"/>
+                </w:rPr>
+                <m:t>ln</m:t>
+              </m:r>
+            </m:fName>
+            <m:e>
+              <m:r>
+                <w:rPr>
+                  <w:rFonts w:ascii="Cambria Math" w:eastAsiaTheme="minorEastAsia" w:hAnsi="Cambria Math"/>
+                </w:rPr>
+                <m:t>W</m:t>
+              </m:r>
+            </m:e>
+          </m:func>
+          <m:r>
+            <w:rPr>
+              <w:rFonts w:ascii="Cambria Math" w:eastAsiaTheme="minorEastAsia" w:hAnsi="Cambria Math"/>
+            </w:rPr>
+            <m:t>.</m:t>
+          </m:r>
+        </m:oMath>
+      </m:oMathPara>
+    </w:p>
+    <w:p>
+      <w:pPr>
+        <w:rPr>
+          <w:rFonts w:eastAsiaTheme="minorEastAsia"/>
+        </w:rPr>
+      </w:pPr>
+      <w:r>
+        <w:rPr>
+          <w:rFonts w:eastAsiaTheme="minorEastAsia"/>
+        </w:rPr>
+        <w:t xml:space="preserve">The mean circulation changes differently in different models, but a multi-model comparison shows subsidence </w:t>
+      </w:r>
+      <m:oMath>
+        <m:r>
+          <w:rPr>
+            <w:rFonts w:ascii="Cambria Math" w:eastAsiaTheme="minorEastAsia" w:hAnsi="Cambria Math"/>
+          </w:rPr>
+          <m:t>d</m:t>
+        </m:r>
+        <m:func>
+          <m:funcPr>
+            <m:ctrlPr>
+              <w:rPr>
+                <w:rFonts w:ascii="Cambria Math" w:eastAsiaTheme="minorEastAsia" w:hAnsi="Cambria Math"/>
+                <w:i/>
+              </w:rPr>
+            </m:ctrlPr>
+          </m:funcPr>
+          <m:fName>
+            <m:r>
+              <m:rPr>
+                <m:sty m:val="p"/>
+              </m:rPr>
+              <w:rPr>
+                <w:rFonts w:ascii="Cambria Math" w:eastAsiaTheme="minorEastAsia" w:hAnsi="Cambria Math"/>
+              </w:rPr>
+              <m:t>ln</m:t>
+            </m:r>
+          </m:fName>
+          <m:e>
+            <m:r>
+              <w:rPr>
+                <w:rFonts w:ascii="Cambria Math" w:eastAsiaTheme="minorEastAsia" w:hAnsi="Cambria Math"/>
+              </w:rPr>
+              <m:t>W</m:t>
+            </m:r>
+          </m:e>
+        </m:func>
+        <m:r>
+          <w:rPr>
+            <w:rFonts w:ascii="Cambria Math" w:eastAsiaTheme="minorEastAsia" w:hAnsi="Cambria Math"/>
+          </w:rPr>
+          <m:t>∝T</m:t>
+        </m:r>
+      </m:oMath>
+      <w:r>
+        <w:rPr>
+          <w:rFonts w:eastAsiaTheme="minorEastAsia"/>
+        </w:rPr>
+        <w:t xml:space="preserve">, with a mean estimated value of </w:t>
+      </w:r>
+      <w:r>
+        <w:rPr>
+          <w:rFonts w:eastAsiaTheme="minorEastAsia"/>
+        </w:rPr>
+        <w:br/>
+        <w:t>0.05 K</w:t>
+      </w:r>
+      <w:r>
+        <w:rPr>
+          <w:rFonts w:eastAsiaTheme="minorEastAsia"/>
+          <w:vertAlign w:val="superscript"/>
+        </w:rPr>
+        <w:t>-1</w:t>
+      </w:r>
+      <w:r>
+        <w:rPr>
+          <w:rFonts w:eastAsiaTheme="minorEastAsia"/>
+        </w:rPr>
+        <w:t>.</w:t>
       </w:r>
     </w:p>
     <w:p>
